--- a/Mahaffey - The Incredible Origin of the Surname and the Bloodline.docx
+++ b/Mahaffey - The Incredible Origin of the Surname and the Bloodline.docx
@@ -3710,7 +3710,7 @@
           <w:sz w:val="22"/>
           <w:szCs w:val="22"/>
         </w:rPr>
-        <w:t xml:space="preserve">The family’s own published genealogy, free to read at the Internet Archive [17].</w:t>
+        <w:t xml:space="preserve">The family’s own published genealogy, free to read at the Internet Archive [18].</w:t>
       </w:r>
     </w:p>
     <w:p>
@@ -4029,7 +4029,7 @@
         </w:rPr>
         <w:t xml:space="preserve"> </w:t>
       </w:r>
-      <w:hyperlink w:history="1" r:id="rIdzlgqpdn5y0orchw-uvale">
+      <w:hyperlink w:history="1" r:id="rIdsnl6nl6ihezdx3gvs7u_8">
         <w:r>
           <w:rPr>
             <w:rStyle w:val="Hyperlink"/>
@@ -4061,7 +4061,7 @@
         </w:rPr>
         <w:t xml:space="preserve"> </w:t>
       </w:r>
-      <w:hyperlink w:history="1" r:id="rIdr7b4rtloosg16cbc2t_37">
+      <w:hyperlink w:history="1" r:id="rIdj3rfhujnitpleon_a8kcs">
         <w:r>
           <w:rPr>
             <w:rStyle w:val="Hyperlink"/>
@@ -4093,7 +4093,7 @@
         </w:rPr>
         <w:t xml:space="preserve"> </w:t>
       </w:r>
-      <w:hyperlink w:history="1" r:id="rIdhjxtmpsa3m1sjx84gjbme">
+      <w:hyperlink w:history="1" r:id="rIdojrgssb41w_zdcwhk7kgf">
         <w:r>
           <w:rPr>
             <w:rStyle w:val="Hyperlink"/>
@@ -4125,7 +4125,7 @@
         </w:rPr>
         <w:t xml:space="preserve"> </w:t>
       </w:r>
-      <w:hyperlink w:history="1" r:id="rIdaufhwc1gkg22vxvk3peyh">
+      <w:hyperlink w:history="1" r:id="rIdxcwq0xio2qwpt6fn6hsua">
         <w:r>
           <w:rPr>
             <w:rStyle w:val="Hyperlink"/>
@@ -4157,7 +4157,7 @@
         </w:rPr>
         <w:t xml:space="preserve"> </w:t>
       </w:r>
-      <w:hyperlink w:history="1" r:id="rIdjemrazl_w0dibx5uyobnv">
+      <w:hyperlink w:history="1" r:id="rIdkqkicajhcalwzqfeaxcu7">
         <w:r>
           <w:rPr>
             <w:rStyle w:val="Hyperlink"/>
@@ -4189,7 +4189,7 @@
         </w:rPr>
         <w:t xml:space="preserve"> </w:t>
       </w:r>
-      <w:hyperlink w:history="1" r:id="rId9fvcptzu07kmvt4oxeigx">
+      <w:hyperlink w:history="1" r:id="rIdjkt73sbbdozqeseu5velm">
         <w:r>
           <w:rPr>
             <w:rStyle w:val="Hyperlink"/>
@@ -4221,7 +4221,7 @@
         </w:rPr>
         <w:t xml:space="preserve"> </w:t>
       </w:r>
-      <w:hyperlink w:history="1" r:id="rIdpt_payyjk3dlz0twqhlpp">
+      <w:hyperlink w:history="1" r:id="rIdnxb4almdqu2mhy1cebjhl">
         <w:r>
           <w:rPr>
             <w:rStyle w:val="Hyperlink"/>
@@ -4253,7 +4253,7 @@
         </w:rPr>
         <w:t xml:space="preserve"> </w:t>
       </w:r>
-      <w:hyperlink w:history="1" r:id="rIdqhp0ea3d7egcff0bdbhkl">
+      <w:hyperlink w:history="1" r:id="rId7ltpxidwoxfrk98zuuwuu">
         <w:r>
           <w:rPr>
             <w:rStyle w:val="Hyperlink"/>
@@ -4285,7 +4285,7 @@
         </w:rPr>
         <w:t xml:space="preserve"> </w:t>
       </w:r>
-      <w:hyperlink w:history="1" r:id="rId9lga4hdzm0nq3n6p9ddds">
+      <w:hyperlink w:history="1" r:id="rIdgvyv8avqbjomcucauhvv5">
         <w:r>
           <w:rPr>
             <w:rStyle w:val="Hyperlink"/>
@@ -4317,7 +4317,7 @@
         </w:rPr>
         <w:t xml:space="preserve"> </w:t>
       </w:r>
-      <w:hyperlink w:history="1" r:id="rId0av_7hsgnh1hqg1vmciom">
+      <w:hyperlink w:history="1" r:id="rIdqtrygqtyddfqrte1hi2v2">
         <w:r>
           <w:rPr>
             <w:rStyle w:val="Hyperlink"/>
@@ -4349,7 +4349,7 @@
         </w:rPr>
         <w:t xml:space="preserve"> </w:t>
       </w:r>
-      <w:hyperlink w:history="1" r:id="rIdxn3b4c4ilruu_va71qmtd">
+      <w:hyperlink w:history="1" r:id="rIdzjepim5db1fi45gyf33zy">
         <w:r>
           <w:rPr>
             <w:rStyle w:val="Hyperlink"/>
@@ -4381,7 +4381,7 @@
         </w:rPr>
         <w:t xml:space="preserve"> </w:t>
       </w:r>
-      <w:hyperlink w:history="1" r:id="rIdxkr7ral2bqioqjwux2plc">
+      <w:hyperlink w:history="1" r:id="rIddih3xs6_ss4vbmuvhiwnf">
         <w:r>
           <w:rPr>
             <w:rStyle w:val="Hyperlink"/>
@@ -4426,7 +4426,7 @@
         </w:rPr>
         <w:t xml:space="preserve"> </w:t>
       </w:r>
-      <w:hyperlink w:history="1" r:id="rId26wkatqvowvniahghng0w">
+      <w:hyperlink w:history="1" r:id="rIdfhd9duchy9uoteg7hccpv">
         <w:r>
           <w:rPr>
             <w:rStyle w:val="Hyperlink"/>
@@ -4458,7 +4458,7 @@
         </w:rPr>
         <w:t xml:space="preserve"> </w:t>
       </w:r>
-      <w:hyperlink w:history="1" r:id="rIdnehvnhydbkdsftmys1wzw">
+      <w:hyperlink w:history="1" r:id="rIdos-zrekfahv8fgefna_tq">
         <w:r>
           <w:rPr>
             <w:rStyle w:val="Hyperlink"/>
@@ -4490,7 +4490,7 @@
         </w:rPr>
         <w:t xml:space="preserve"> </w:t>
       </w:r>
-      <w:hyperlink w:history="1" r:id="rIdvrs_zc5wtaf5qyhump-l8">
+      <w:hyperlink w:history="1" r:id="rIde-hg8bnezecfcpv0nemnd">
         <w:r>
           <w:rPr>
             <w:rStyle w:val="Hyperlink"/>
@@ -4522,7 +4522,7 @@
         </w:rPr>
         <w:t xml:space="preserve"> </w:t>
       </w:r>
-      <w:hyperlink w:history="1" r:id="rIdnf-zuwrbfbc4h6ojjv6w2">
+      <w:hyperlink w:history="1" r:id="rIdxyld8i4ahny9xpzak52bd">
         <w:r>
           <w:rPr>
             <w:rStyle w:val="Hyperlink"/>
@@ -4554,7 +4554,7 @@
         </w:rPr>
         <w:t xml:space="preserve"> </w:t>
       </w:r>
-      <w:hyperlink w:history="1" r:id="rIdwumq6rn3dddldr1whe1a6">
+      <w:hyperlink w:history="1" r:id="rIdkmzte9q9e5xrkquyf4wl3">
         <w:r>
           <w:rPr>
             <w:rStyle w:val="Hyperlink"/>
@@ -4586,7 +4586,7 @@
         </w:rPr>
         <w:t xml:space="preserve"> </w:t>
       </w:r>
-      <w:hyperlink w:history="1" r:id="rIdmgecx1sk-enf1oernztx7">
+      <w:hyperlink w:history="1" r:id="rIdeqxqfj-_2lics54mo3izq">
         <w:r>
           <w:rPr>
             <w:rStyle w:val="Hyperlink"/>
@@ -4618,7 +4618,7 @@
         </w:rPr>
         <w:t xml:space="preserve"> </w:t>
       </w:r>
-      <w:hyperlink w:history="1" r:id="rIdisjmiuduyq6cvzkcambwt">
+      <w:hyperlink w:history="1" r:id="rIdey5s4ebnh3xrpf9oonax6">
         <w:r>
           <w:rPr>
             <w:rStyle w:val="Hyperlink"/>
@@ -4650,7 +4650,7 @@
         </w:rPr>
         <w:t xml:space="preserve"> </w:t>
       </w:r>
-      <w:hyperlink w:history="1" r:id="rIdbm3bpbxhhk_smkseq8tkv">
+      <w:hyperlink w:history="1" r:id="rIdhthsbtgxe6j6yhoavgdqx">
         <w:r>
           <w:rPr>
             <w:rStyle w:val="Hyperlink"/>
@@ -4682,7 +4682,7 @@
         </w:rPr>
         <w:t xml:space="preserve"> </w:t>
       </w:r>
-      <w:hyperlink w:history="1" r:id="rIdvwe-rlc7q5rfbsep439de">
+      <w:hyperlink w:history="1" r:id="rIdaxon52u-3dvthgs4nxibz">
         <w:r>
           <w:rPr>
             <w:rStyle w:val="Hyperlink"/>
@@ -4714,7 +4714,7 @@
         </w:rPr>
         <w:t xml:space="preserve"> </w:t>
       </w:r>
-      <w:hyperlink w:history="1" r:id="rIdxvgabktbnl4oiua4koibv">
+      <w:hyperlink w:history="1" r:id="rIdibqeoja2f390onhgh87tp">
         <w:r>
           <w:rPr>
             <w:rStyle w:val="Hyperlink"/>
@@ -4746,7 +4746,7 @@
         </w:rPr>
         <w:t xml:space="preserve"> </w:t>
       </w:r>
-      <w:hyperlink w:history="1" r:id="rIdqcux3jndngussabhymywy">
+      <w:hyperlink w:history="1" r:id="rIdk8oshc4392hfpn6xkroxe">
         <w:r>
           <w:rPr>
             <w:rStyle w:val="Hyperlink"/>
@@ -4778,7 +4778,7 @@
         </w:rPr>
         <w:t xml:space="preserve"> </w:t>
       </w:r>
-      <w:hyperlink w:history="1" r:id="rIdvsvv92woj7j-ljtysgv1x">
+      <w:hyperlink w:history="1" r:id="rIdifwyylu1oaichmsod3n9y">
         <w:r>
           <w:rPr>
             <w:rStyle w:val="Hyperlink"/>
@@ -4810,7 +4810,7 @@
         </w:rPr>
         <w:t xml:space="preserve"> </w:t>
       </w:r>
-      <w:hyperlink w:history="1" r:id="rId_eslotfrk_w6mkmspqps6">
+      <w:hyperlink w:history="1" r:id="rId_gmg4kg1mshfueitdjhyu">
         <w:r>
           <w:rPr>
             <w:rStyle w:val="Hyperlink"/>
@@ -4842,7 +4842,7 @@
         </w:rPr>
         <w:t xml:space="preserve"> </w:t>
       </w:r>
-      <w:hyperlink w:history="1" r:id="rId-4s2s-kmk_4hpsz4hp9zj">
+      <w:hyperlink w:history="1" r:id="rIdbjgjuwvvztrxfvosmukfh">
         <w:r>
           <w:rPr>
             <w:rStyle w:val="Hyperlink"/>
@@ -4874,7 +4874,7 @@
         </w:rPr>
         <w:t xml:space="preserve"> </w:t>
       </w:r>
-      <w:hyperlink w:history="1" r:id="rIdq8r4a_t7-qt6vwpndprvk">
+      <w:hyperlink w:history="1" r:id="rIdxditm5zspf3vycc3hkkew">
         <w:r>
           <w:rPr>
             <w:rStyle w:val="Hyperlink"/>
@@ -4906,7 +4906,7 @@
         </w:rPr>
         <w:t xml:space="preserve"> </w:t>
       </w:r>
-      <w:hyperlink w:history="1" r:id="rIdfnnszrhsixqkcf54szg2l">
+      <w:hyperlink w:history="1" r:id="rIdfnmghpc1nwbkyr1w1mkml">
         <w:r>
           <w:rPr>
             <w:rStyle w:val="Hyperlink"/>
@@ -4938,7 +4938,7 @@
         </w:rPr>
         <w:t xml:space="preserve"> </w:t>
       </w:r>
-      <w:hyperlink w:history="1" r:id="rIdyrsp50ekyjttoxfehumx0">
+      <w:hyperlink w:history="1" r:id="rIddgb0jjt9towfzyril2c2g">
         <w:r>
           <w:rPr>
             <w:rStyle w:val="Hyperlink"/>
@@ -4970,7 +4970,7 @@
         </w:rPr>
         <w:t xml:space="preserve"> </w:t>
       </w:r>
-      <w:hyperlink w:history="1" r:id="rId53wug94jkwqk_nbcvgrzt">
+      <w:hyperlink w:history="1" r:id="rId_95y5pykoia-_9sk2ts9e">
         <w:r>
           <w:rPr>
             <w:rStyle w:val="Hyperlink"/>
@@ -5002,7 +5002,7 @@
         </w:rPr>
         <w:t xml:space="preserve"> </w:t>
       </w:r>
-      <w:hyperlink w:history="1" r:id="rIdkjtnkvpm4ns4hr4ap-inv">
+      <w:hyperlink w:history="1" r:id="rIdmpssan_wr4retkdh-b63y">
         <w:r>
           <w:rPr>
             <w:rStyle w:val="Hyperlink"/>
@@ -5034,7 +5034,7 @@
         </w:rPr>
         <w:t xml:space="preserve"> </w:t>
       </w:r>
-      <w:hyperlink w:history="1" r:id="rId-xjohdslzfsnxfovqjcj3">
+      <w:hyperlink w:history="1" r:id="rIdm3lwbhytfg40ryyecgvav">
         <w:r>
           <w:rPr>
             <w:rStyle w:val="Hyperlink"/>
@@ -5066,7 +5066,7 @@
         </w:rPr>
         <w:t xml:space="preserve"> </w:t>
       </w:r>
-      <w:hyperlink w:history="1" r:id="rIdds3utwma2yhg3odsjfyji">
+      <w:hyperlink w:history="1" r:id="rIdblew5heep2kzwvwhomfoj">
         <w:r>
           <w:rPr>
             <w:rStyle w:val="Hyperlink"/>
@@ -5098,7 +5098,7 @@
         </w:rPr>
         <w:t xml:space="preserve"> </w:t>
       </w:r>
-      <w:hyperlink w:history="1" r:id="rId4ep8-l06aahnasqn933dg">
+      <w:hyperlink w:history="1" r:id="rId42pdjqmsudca_iggyyinr">
         <w:r>
           <w:rPr>
             <w:rStyle w:val="Hyperlink"/>
@@ -5130,7 +5130,7 @@
         </w:rPr>
         <w:t xml:space="preserve"> </w:t>
       </w:r>
-      <w:hyperlink w:history="1" r:id="rIdcspfudsiqctuorsmq_y-_">
+      <w:hyperlink w:history="1" r:id="rId6pkxjf1xz5e0mdmjkbmus">
         <w:r>
           <w:rPr>
             <w:rStyle w:val="Hyperlink"/>
@@ -5162,7 +5162,7 @@
         </w:rPr>
         <w:t xml:space="preserve"> </w:t>
       </w:r>
-      <w:hyperlink w:history="1" r:id="rIdbxs0sbor2v4eocn21-xrw">
+      <w:hyperlink w:history="1" r:id="rIdfvxzy88zvxamowyr9ozb8">
         <w:r>
           <w:rPr>
             <w:rStyle w:val="Hyperlink"/>

--- a/Mahaffey - The Incredible Origin of the Surname and the Bloodline.docx
+++ b/Mahaffey - The Incredible Origin of the Surname and the Bloodline.docx
@@ -65,7 +65,7 @@
           <w:sz w:val="24"/>
           <w:szCs w:val="24"/>
         </w:rPr>
-        <w:t xml:space="preserve">Warriors, Saints, and the Defenders of Loch Ryan</w:t>
+        <w:t xml:space="preserve">KELLECHAFFE  ·  the Chapel of Cathbad  ·  the rock above Loch Ryan</w:t>
       </w:r>
     </w:p>
     <w:p>
@@ -213,6 +213,86 @@
     </w:p>
     <w:p>
       <w:pPr>
+        <w:spacing w:after="120" w:before="320"/>
+        <w:jc w:val="center"/>
+      </w:pPr>
+      <w:r>
+        <w:rPr>
+          <w:rFonts w:ascii="Georgia" w:cs="Georgia" w:eastAsia="Georgia" w:hAnsi="Georgia"/>
+          <w:b/>
+          <w:bCs/>
+          <w:color w:val="8F1D22"/>
+          <w:sz w:val="24"/>
+          <w:szCs w:val="24"/>
+        </w:rPr>
+        <w:t xml:space="preserve">Frontispiece: The Map of the Story</w:t>
+      </w:r>
+    </w:p>
+    <w:p>
+      <w:pPr>
+        <w:spacing w:after="90" w:before="260"/>
+        <w:jc w:val="center"/>
+      </w:pPr>
+      <w:r>
+        <w:drawing>
+          <wp:inline distT="0" distB="0" distL="0" distR="0">
+            <wp:extent cx="4457700" cy="4686300"/>
+            <wp:effectExtent t="0" r="0" b="0" l="0"/>
+            <wp:docPr id="1" name="" descr="" title=""/>
+            <wp:cNvGraphicFramePr>
+              <a:graphicFrameLocks xmlns:a="http://schemas.openxmlformats.org/drawingml/2006/main" noChangeAspect="1"/>
+            </wp:cNvGraphicFramePr>
+            <a:graphic xmlns:a="http://schemas.openxmlformats.org/drawingml/2006/main">
+              <a:graphicData uri="http://schemas.openxmlformats.org/drawingml/2006/picture">
+                <pic:pic xmlns:pic="http://schemas.openxmlformats.org/drawingml/2006/picture">
+                  <pic:nvPicPr>
+                    <pic:cNvPr id="0" name="" descr=""/>
+                    <pic:cNvPicPr>
+                      <a:picLocks noChangeAspect="1" noChangeArrowheads="1"/>
+                    </pic:cNvPicPr>
+                  </pic:nvPicPr>
+                  <pic:blipFill>
+                    <a:blip r:embed="rId7" cstate="none"/>
+                    <a:srcRect/>
+                    <a:stretch>
+                      <a:fillRect/>
+                    </a:stretch>
+                  </pic:blipFill>
+                  <pic:spPr bwMode="auto">
+                    <a:xfrm>
+                      <a:off x="0" y="0"/>
+                      <a:ext cx="4457700" cy="4686300"/>
+                    </a:xfrm>
+                    <a:prstGeom prst="rect">
+                      <a:avLst/>
+                    </a:prstGeom>
+                  </pic:spPr>
+                </pic:pic>
+              </a:graphicData>
+            </a:graphic>
+          </wp:inline>
+        </w:drawing>
+      </w:r>
+    </w:p>
+    <w:p>
+      <w:pPr>
+        <w:spacing w:after="240"/>
+        <w:jc w:val="center"/>
+      </w:pPr>
+      <w:r>
+        <w:rPr>
+          <w:rFonts w:ascii="Georgia" w:cs="Georgia" w:eastAsia="Georgia" w:hAnsi="Georgia"/>
+          <w:i/>
+          <w:iCs/>
+          <w:color w:val="6b5636"/>
+          <w:sz w:val="19"/>
+          <w:szCs w:val="19"/>
+        </w:rPr>
+        <w:t xml:space="preserve">A story map in the style of the old Bible atlases, drawn on true survey coastlines (Natural Earth data). Realms of several centuries are shown together and their borders are approximate. In the detail panel, the bounds of Kellechaffe are indicative only; no medieval survey of them survives, though the site itself is fixed by the standing tower. Red marks the family’s documented ground.</w:t>
+      </w:r>
+    </w:p>
+    <w:p>
+      <w:pPr>
         <w:pBdr>
           <w:bottom w:val="single" w:color="9A7B4F" w:sz="6" w:space="6"/>
         </w:pBdr>
@@ -597,6 +677,69 @@
     </w:p>
     <w:p>
       <w:pPr>
+        <w:spacing w:after="90" w:before="260"/>
+        <w:jc w:val="center"/>
+      </w:pPr>
+      <w:r>
+        <w:drawing>
+          <wp:inline distT="0" distB="0" distL="0" distR="0">
+            <wp:extent cx="4457700" cy="1381125"/>
+            <wp:effectExtent t="0" r="0" b="0" l="0"/>
+            <wp:docPr id="1" name="" descr="" title=""/>
+            <wp:cNvGraphicFramePr>
+              <a:graphicFrameLocks xmlns:a="http://schemas.openxmlformats.org/drawingml/2006/main" noChangeAspect="1"/>
+            </wp:cNvGraphicFramePr>
+            <a:graphic xmlns:a="http://schemas.openxmlformats.org/drawingml/2006/main">
+              <a:graphicData uri="http://schemas.openxmlformats.org/drawingml/2006/picture">
+                <pic:pic xmlns:pic="http://schemas.openxmlformats.org/drawingml/2006/picture">
+                  <pic:nvPicPr>
+                    <pic:cNvPr id="0" name="" descr=""/>
+                    <pic:cNvPicPr>
+                      <a:picLocks noChangeAspect="1" noChangeArrowheads="1"/>
+                    </pic:cNvPicPr>
+                  </pic:nvPicPr>
+                  <pic:blipFill>
+                    <a:blip r:embed="rId8" cstate="none"/>
+                    <a:srcRect/>
+                    <a:stretch>
+                      <a:fillRect/>
+                    </a:stretch>
+                  </pic:blipFill>
+                  <pic:spPr bwMode="auto">
+                    <a:xfrm>
+                      <a:off x="0" y="0"/>
+                      <a:ext cx="4457700" cy="1381125"/>
+                    </a:xfrm>
+                    <a:prstGeom prst="rect">
+                      <a:avLst/>
+                    </a:prstGeom>
+                  </pic:spPr>
+                </pic:pic>
+              </a:graphicData>
+            </a:graphic>
+          </wp:inline>
+        </w:drawing>
+      </w:r>
+    </w:p>
+    <w:p>
+      <w:pPr>
+        <w:spacing w:after="240"/>
+        <w:jc w:val="center"/>
+      </w:pPr>
+      <w:r>
+        <w:rPr>
+          <w:rFonts w:ascii="Georgia" w:cs="Georgia" w:eastAsia="Georgia" w:hAnsi="Georgia"/>
+          <w:i/>
+          <w:iCs/>
+          <w:color w:val="6b5636"/>
+          <w:sz w:val="19"/>
+          <w:szCs w:val="19"/>
+        </w:rPr>
+        <w:t xml:space="preserve">The crozier and the war axe: in the Age of Saints, one man could be remembered for both.</w:t>
+      </w:r>
+    </w:p>
+    <w:p>
+      <w:pPr>
         <w:spacing w:after="200" w:line="300"/>
         <w:jc w:val="both"/>
       </w:pPr>
@@ -1084,6 +1227,69 @@
     </w:p>
     <w:p>
       <w:pPr>
+        <w:spacing w:after="90" w:before="260"/>
+        <w:jc w:val="center"/>
+      </w:pPr>
+      <w:r>
+        <w:drawing>
+          <wp:inline distT="0" distB="0" distL="0" distR="0">
+            <wp:extent cx="4457700" cy="1609725"/>
+            <wp:effectExtent t="0" r="0" b="0" l="0"/>
+            <wp:docPr id="1" name="" descr="" title=""/>
+            <wp:cNvGraphicFramePr>
+              <a:graphicFrameLocks xmlns:a="http://schemas.openxmlformats.org/drawingml/2006/main" noChangeAspect="1"/>
+            </wp:cNvGraphicFramePr>
+            <a:graphic xmlns:a="http://schemas.openxmlformats.org/drawingml/2006/main">
+              <a:graphicData uri="http://schemas.openxmlformats.org/drawingml/2006/picture">
+                <pic:pic xmlns:pic="http://schemas.openxmlformats.org/drawingml/2006/picture">
+                  <pic:nvPicPr>
+                    <pic:cNvPr id="0" name="" descr=""/>
+                    <pic:cNvPicPr>
+                      <a:picLocks noChangeAspect="1" noChangeArrowheads="1"/>
+                    </pic:cNvPicPr>
+                  </pic:nvPicPr>
+                  <pic:blipFill>
+                    <a:blip r:embed="rId9" cstate="none"/>
+                    <a:srcRect/>
+                    <a:stretch>
+                      <a:fillRect/>
+                    </a:stretch>
+                  </pic:blipFill>
+                  <pic:spPr bwMode="auto">
+                    <a:xfrm>
+                      <a:off x="0" y="0"/>
+                      <a:ext cx="4457700" cy="1609725"/>
+                    </a:xfrm>
+                    <a:prstGeom prst="rect">
+                      <a:avLst/>
+                    </a:prstGeom>
+                  </pic:spPr>
+                </pic:pic>
+              </a:graphicData>
+            </a:graphic>
+          </wp:inline>
+        </w:drawing>
+      </w:r>
+    </w:p>
+    <w:p>
+      <w:pPr>
+        <w:spacing w:after="240"/>
+        <w:jc w:val="center"/>
+      </w:pPr>
+      <w:r>
+        <w:rPr>
+          <w:rFonts w:ascii="Georgia" w:cs="Georgia" w:eastAsia="Georgia" w:hAnsi="Georgia"/>
+          <w:i/>
+          <w:iCs/>
+          <w:color w:val="6b5636"/>
+          <w:sz w:val="19"/>
+          <w:szCs w:val="19"/>
+        </w:rPr>
+        <w:t xml:space="preserve">Craigcaffie Tower, raised by the Neilsons in the 1570s on the lands Robert the Bruce granted. It still stands.</w:t>
+      </w:r>
+    </w:p>
+    <w:p>
+      <w:pPr>
         <w:spacing w:after="200" w:line="300"/>
         <w:jc w:val="both"/>
       </w:pPr>
@@ -1883,6 +2089,69 @@
     </w:p>
     <w:p>
       <w:pPr>
+        <w:spacing w:after="90" w:before="260"/>
+        <w:jc w:val="center"/>
+      </w:pPr>
+      <w:r>
+        <w:drawing>
+          <wp:inline distT="0" distB="0" distL="0" distR="0">
+            <wp:extent cx="4457700" cy="1533525"/>
+            <wp:effectExtent t="0" r="0" b="0" l="0"/>
+            <wp:docPr id="1" name="" descr="" title=""/>
+            <wp:cNvGraphicFramePr>
+              <a:graphicFrameLocks xmlns:a="http://schemas.openxmlformats.org/drawingml/2006/main" noChangeAspect="1"/>
+            </wp:cNvGraphicFramePr>
+            <a:graphic xmlns:a="http://schemas.openxmlformats.org/drawingml/2006/main">
+              <a:graphicData uri="http://schemas.openxmlformats.org/drawingml/2006/picture">
+                <pic:pic xmlns:pic="http://schemas.openxmlformats.org/drawingml/2006/picture">
+                  <pic:nvPicPr>
+                    <pic:cNvPr id="0" name="" descr=""/>
+                    <pic:cNvPicPr>
+                      <a:picLocks noChangeAspect="1" noChangeArrowheads="1"/>
+                    </pic:cNvPicPr>
+                  </pic:nvPicPr>
+                  <pic:blipFill>
+                    <a:blip r:embed="rId10" cstate="none"/>
+                    <a:srcRect/>
+                    <a:stretch>
+                      <a:fillRect/>
+                    </a:stretch>
+                  </pic:blipFill>
+                  <pic:spPr bwMode="auto">
+                    <a:xfrm>
+                      <a:off x="0" y="0"/>
+                      <a:ext cx="4457700" cy="1533525"/>
+                    </a:xfrm>
+                    <a:prstGeom prst="rect">
+                      <a:avLst/>
+                    </a:prstGeom>
+                  </pic:spPr>
+                </pic:pic>
+              </a:graphicData>
+            </a:graphic>
+          </wp:inline>
+        </w:drawing>
+      </w:r>
+    </w:p>
+    <w:p>
+      <w:pPr>
+        <w:spacing w:after="240"/>
+        <w:jc w:val="center"/>
+      </w:pPr>
+      <w:r>
+        <w:rPr>
+          <w:rFonts w:ascii="Georgia" w:cs="Georgia" w:eastAsia="Georgia" w:hAnsi="Georgia"/>
+          <w:i/>
+          <w:iCs/>
+          <w:color w:val="6b5636"/>
+          <w:sz w:val="19"/>
+          <w:szCs w:val="19"/>
+        </w:rPr>
+        <w:t xml:space="preserve">The sea road of the Gall-Ghaidheil, the foreigner Gaels, whose name became the word Galloway.</w:t>
+      </w:r>
+    </w:p>
+    <w:p>
+      <w:pPr>
         <w:spacing w:after="200" w:line="300"/>
         <w:jc w:val="both"/>
       </w:pPr>
@@ -3166,6 +3435,69 @@
     </w:p>
     <w:p>
       <w:pPr>
+        <w:spacing w:after="90" w:before="260"/>
+        <w:jc w:val="center"/>
+      </w:pPr>
+      <w:r>
+        <w:drawing>
+          <wp:inline distT="0" distB="0" distL="0" distR="0">
+            <wp:extent cx="4457700" cy="1647825"/>
+            <wp:effectExtent t="0" r="0" b="0" l="0"/>
+            <wp:docPr id="1" name="" descr="" title=""/>
+            <wp:cNvGraphicFramePr>
+              <a:graphicFrameLocks xmlns:a="http://schemas.openxmlformats.org/drawingml/2006/main" noChangeAspect="1"/>
+            </wp:cNvGraphicFramePr>
+            <a:graphic xmlns:a="http://schemas.openxmlformats.org/drawingml/2006/main">
+              <a:graphicData uri="http://schemas.openxmlformats.org/drawingml/2006/picture">
+                <pic:pic xmlns:pic="http://schemas.openxmlformats.org/drawingml/2006/picture">
+                  <pic:nvPicPr>
+                    <pic:cNvPr id="0" name="" descr=""/>
+                    <pic:cNvPicPr>
+                      <a:picLocks noChangeAspect="1" noChangeArrowheads="1"/>
+                    </pic:cNvPicPr>
+                  </pic:nvPicPr>
+                  <pic:blipFill>
+                    <a:blip r:embed="rId11" cstate="none"/>
+                    <a:srcRect/>
+                    <a:stretch>
+                      <a:fillRect/>
+                    </a:stretch>
+                  </pic:blipFill>
+                  <pic:spPr bwMode="auto">
+                    <a:xfrm>
+                      <a:off x="0" y="0"/>
+                      <a:ext cx="4457700" cy="1647825"/>
+                    </a:xfrm>
+                    <a:prstGeom prst="rect">
+                      <a:avLst/>
+                    </a:prstGeom>
+                  </pic:spPr>
+                </pic:pic>
+              </a:graphicData>
+            </a:graphic>
+          </wp:inline>
+        </w:drawing>
+      </w:r>
+    </w:p>
+    <w:p>
+      <w:pPr>
+        <w:spacing w:after="240"/>
+        <w:jc w:val="center"/>
+      </w:pPr>
+      <w:r>
+        <w:rPr>
+          <w:rFonts w:ascii="Georgia" w:cs="Georgia" w:eastAsia="Georgia" w:hAnsi="Georgia"/>
+          <w:i/>
+          <w:iCs/>
+          <w:color w:val="6b5636"/>
+          <w:sz w:val="19"/>
+          <w:szCs w:val="19"/>
+        </w:rPr>
+        <w:t xml:space="preserve">One people, four shores: the Norse-Gaelic world that made Galloway also settled the Faroes and Iceland.</w:t>
+      </w:r>
+    </w:p>
+    <w:p>
+      <w:pPr>
         <w:spacing w:after="200" w:line="300"/>
         <w:jc w:val="both"/>
       </w:pPr>
@@ -3391,121 +3723,1091 @@
           <w:sz w:val="30"/>
           <w:szCs w:val="30"/>
         </w:rPr>
-        <w:t xml:space="preserve">Appendix: The Name in All Its Spellings</w:t>
-      </w:r>
-    </w:p>
-    <w:p>
-      <w:pPr>
-        <w:spacing w:after="200" w:line="300"/>
-        <w:jc w:val="both"/>
-      </w:pPr>
-      <w:r>
-        <w:rPr>
-          <w:rFonts w:ascii="Georgia" w:cs="Georgia" w:eastAsia="Georgia" w:hAnsi="Georgia"/>
-          <w:b w:val="false"/>
-          <w:bCs w:val="false"/>
-          <w:i w:val="false"/>
-          <w:iCs w:val="false"/>
-          <w:sz w:val="23"/>
-          <w:szCs w:val="23"/>
-        </w:rPr>
-        <w:t xml:space="preserve">Before spelling was fixed, clerks wrote what they heard. Anyone searching old records for this family must search for all of these, because the name you are looking for will very often not be spelled the way you spell it. Every form below appears in a document cited in this book.</w:t>
-      </w:r>
-    </w:p>
-    <w:p>
-      <w:pPr>
-        <w:spacing w:after="60" w:before="150"/>
-      </w:pPr>
-      <w:r>
-        <w:rPr>
-          <w:rFonts w:ascii="Georgia" w:cs="Georgia" w:eastAsia="Georgia" w:hAnsi="Georgia"/>
-          <w:b/>
-          <w:bCs/>
-          <w:color w:val="8F1D22"/>
-          <w:sz w:val="21"/>
-          <w:szCs w:val="21"/>
-        </w:rPr>
-        <w:t xml:space="preserve">THE FAMILY NAME.  </w:t>
-      </w:r>
-      <w:r>
-        <w:rPr>
-          <w:rFonts w:ascii="Georgia" w:cs="Georgia" w:eastAsia="Georgia" w:hAnsi="Georgia"/>
-          <w:sz w:val="22"/>
-          <w:szCs w:val="22"/>
-        </w:rPr>
-        <w:t xml:space="preserve">Mac Gille Chathbhaidh (the Gaelic original); Mackilhaffy; McIlhaffie; M’Ilhaffie; M’Haffie; MacHaffie; Machaffie; MacHaffy; McHaffie; McCaffe; MacCaffie; Mahaffie; Mahaffy; Mahaffey; Mehaffey; M’Hivey (probable, 1578).</w:t>
-      </w:r>
-    </w:p>
-    <w:p>
-      <w:pPr>
-        <w:spacing w:after="60" w:before="150"/>
-      </w:pPr>
-      <w:r>
-        <w:rPr>
-          <w:rFonts w:ascii="Georgia" w:cs="Georgia" w:eastAsia="Georgia" w:hAnsi="Georgia"/>
-          <w:b/>
-          <w:bCs/>
-          <w:color w:val="8F1D22"/>
-          <w:sz w:val="21"/>
-          <w:szCs w:val="21"/>
-        </w:rPr>
-        <w:t xml:space="preserve">THE PLACE.  </w:t>
-      </w:r>
-      <w:r>
-        <w:rPr>
-          <w:rFonts w:ascii="Georgia" w:cs="Georgia" w:eastAsia="Georgia" w:hAnsi="Georgia"/>
-          <w:sz w:val="22"/>
-          <w:szCs w:val="22"/>
-        </w:rPr>
-        <w:t xml:space="preserve">Kellechaffe; Kellechaffy; Killichaffie (1329); Cragcaffy (1536); Karkophy (1654); Craigcoffie (1752); Craig Caffie; Craigcaffie (modern).</w:t>
-      </w:r>
-    </w:p>
-    <w:p>
-      <w:pPr>
-        <w:spacing w:after="60" w:before="150"/>
-      </w:pPr>
-      <w:r>
-        <w:rPr>
-          <w:rFonts w:ascii="Georgia" w:cs="Georgia" w:eastAsia="Georgia" w:hAnsi="Georgia"/>
-          <w:b/>
-          <w:bCs/>
-          <w:color w:val="8F1D22"/>
-          <w:sz w:val="21"/>
-          <w:szCs w:val="21"/>
-        </w:rPr>
-        <w:t xml:space="preserve">THE SAINT.  </w:t>
-      </w:r>
-      <w:r>
-        <w:rPr>
-          <w:rFonts w:ascii="Georgia" w:cs="Georgia" w:eastAsia="Georgia" w:hAnsi="Georgia"/>
-          <w:sz w:val="22"/>
-          <w:szCs w:val="22"/>
-        </w:rPr>
-        <w:t xml:space="preserve">Cathbad; Cathbhadh; Cathfaidh; Cathub; Cathur; Cathubius (latinized); and, in Colgan’s suggested identification, Fothrath.</w:t>
-      </w:r>
-    </w:p>
-    <w:p>
-      <w:pPr>
-        <w:spacing w:after="60" w:before="150"/>
-      </w:pPr>
-      <w:r>
-        <w:rPr>
-          <w:rFonts w:ascii="Georgia" w:cs="Georgia" w:eastAsia="Georgia" w:hAnsi="Georgia"/>
-          <w:b/>
-          <w:bCs/>
-          <w:color w:val="8F1D22"/>
-          <w:sz w:val="21"/>
-          <w:szCs w:val="21"/>
-        </w:rPr>
-        <w:t xml:space="preserve">A CAUTION.  </w:t>
-      </w:r>
-      <w:r>
-        <w:rPr>
-          <w:rFonts w:ascii="Georgia" w:cs="Georgia" w:eastAsia="Georgia" w:hAnsi="Georgia"/>
-          <w:sz w:val="22"/>
-          <w:szCs w:val="22"/>
-        </w:rPr>
-        <w:t xml:space="preserve">Macfie, MacDuffie, MacPhee and Mac Dhuibhshíthe are NOT forms of this name, whatever the search engines tell you. They belong to the Colonsay clan of separate origin; see the side note in chapter one.</w:t>
+        <w:t xml:space="preserve">Glossary: The Old Words, Said Aloud</w:t>
+      </w:r>
+    </w:p>
+    <w:p>
+      <w:pPr>
+        <w:spacing w:after="200" w:line="300"/>
+        <w:jc w:val="both"/>
+      </w:pPr>
+      <w:r>
+        <w:rPr>
+          <w:rFonts w:ascii="Georgia" w:cs="Georgia" w:eastAsia="Georgia" w:hAnsi="Georgia"/>
+          <w:b w:val="false"/>
+          <w:bCs w:val="false"/>
+          <w:i w:val="false"/>
+          <w:iCs w:val="false"/>
+          <w:sz w:val="23"/>
+          <w:szCs w:val="23"/>
+        </w:rPr>
+        <w:t xml:space="preserve">The old words in this book are worth saying aloud, because they were spoken long before they were written. Pronunciations are approximations for an English speaker; the Gaelic ch is sounded in the back of the throat, as in Scottish loch.</w:t>
+      </w:r>
+    </w:p>
+    <w:p>
+      <w:pPr>
+        <w:spacing w:after="60" w:before="110"/>
+      </w:pPr>
+      <w:r>
+        <w:rPr>
+          <w:rFonts w:ascii="Georgia" w:cs="Georgia" w:eastAsia="Georgia" w:hAnsi="Georgia"/>
+          <w:b/>
+          <w:bCs/>
+          <w:sz w:val="22"/>
+          <w:szCs w:val="22"/>
+        </w:rPr>
+        <w:t xml:space="preserve">Adomnán</w:t>
+      </w:r>
+      <w:r>
+        <w:rPr>
+          <w:rFonts w:ascii="Georgia" w:cs="Georgia" w:eastAsia="Georgia" w:hAnsi="Georgia"/>
+          <w:color w:val="8F1D22"/>
+          <w:sz w:val="20"/>
+          <w:szCs w:val="20"/>
+        </w:rPr>
+        <w:t xml:space="preserve">  (AH-dov-nawn)</w:t>
+      </w:r>
+      <w:r>
+        <w:rPr>
+          <w:rFonts w:ascii="Georgia" w:cs="Georgia" w:eastAsia="Georgia" w:hAnsi="Georgia"/>
+          <w:sz w:val="22"/>
+          <w:szCs w:val="22"/>
+        </w:rPr>
+        <w:t xml:space="preserve">  —  abbot of Iona who wrote the Life of Columba around AD 700, recording Columba’s royal Uí Néill descent.</w:t>
+      </w:r>
+    </w:p>
+    <w:p>
+      <w:pPr>
+        <w:spacing w:after="60" w:before="110"/>
+      </w:pPr>
+      <w:r>
+        <w:rPr>
+          <w:rFonts w:ascii="Georgia" w:cs="Georgia" w:eastAsia="Georgia" w:hAnsi="Georgia"/>
+          <w:b/>
+          <w:bCs/>
+          <w:sz w:val="22"/>
+          <w:szCs w:val="22"/>
+        </w:rPr>
+        <w:t xml:space="preserve">armigerous</w:t>
+      </w:r>
+      <w:r>
+        <w:rPr>
+          <w:rFonts w:ascii="Georgia" w:cs="Georgia" w:eastAsia="Georgia" w:hAnsi="Georgia"/>
+          <w:color w:val="8F1D22"/>
+          <w:sz w:val="20"/>
+          <w:szCs w:val="20"/>
+        </w:rPr>
+        <w:t xml:space="preserve">  (ar-MIJ-er-us)</w:t>
+      </w:r>
+      <w:r>
+        <w:rPr>
+          <w:rFonts w:ascii="Georgia" w:cs="Georgia" w:eastAsia="Georgia" w:hAnsi="Georgia"/>
+          <w:sz w:val="22"/>
+          <w:szCs w:val="22"/>
+        </w:rPr>
+        <w:t xml:space="preserve">  —  a clan legally recognized in Scotland but presently without a chief; Clan Macfie’s status, led instead by a Clan Commander.</w:t>
+      </w:r>
+    </w:p>
+    <w:p>
+      <w:pPr>
+        <w:spacing w:after="60" w:before="110"/>
+      </w:pPr>
+      <w:r>
+        <w:rPr>
+          <w:rFonts w:ascii="Georgia" w:cs="Georgia" w:eastAsia="Georgia" w:hAnsi="Georgia"/>
+          <w:b/>
+          <w:bCs/>
+          <w:sz w:val="22"/>
+          <w:szCs w:val="22"/>
+        </w:rPr>
+        <w:t xml:space="preserve">cath</w:t>
+      </w:r>
+      <w:r>
+        <w:rPr>
+          <w:rFonts w:ascii="Georgia" w:cs="Georgia" w:eastAsia="Georgia" w:hAnsi="Georgia"/>
+          <w:color w:val="8F1D22"/>
+          <w:sz w:val="20"/>
+          <w:szCs w:val="20"/>
+        </w:rPr>
+        <w:t xml:space="preserve">  (KAH)</w:t>
+      </w:r>
+      <w:r>
+        <w:rPr>
+          <w:rFonts w:ascii="Georgia" w:cs="Georgia" w:eastAsia="Georgia" w:hAnsi="Georgia"/>
+          <w:sz w:val="22"/>
+          <w:szCs w:val="22"/>
+        </w:rPr>
+        <w:t xml:space="preserve">  —  Gaelic, "battle"; the root of the name Cathbad.</w:t>
+      </w:r>
+    </w:p>
+    <w:p>
+      <w:pPr>
+        <w:spacing w:after="60" w:before="110"/>
+      </w:pPr>
+      <w:r>
+        <w:rPr>
+          <w:rFonts w:ascii="Georgia" w:cs="Georgia" w:eastAsia="Georgia" w:hAnsi="Georgia"/>
+          <w:b/>
+          <w:bCs/>
+          <w:sz w:val="22"/>
+          <w:szCs w:val="22"/>
+        </w:rPr>
+        <w:t xml:space="preserve">Cathbhadh / Cathfaidh</w:t>
+      </w:r>
+      <w:r>
+        <w:rPr>
+          <w:rFonts w:ascii="Georgia" w:cs="Georgia" w:eastAsia="Georgia" w:hAnsi="Georgia"/>
+          <w:color w:val="8F1D22"/>
+          <w:sz w:val="20"/>
+          <w:szCs w:val="20"/>
+        </w:rPr>
+        <w:t xml:space="preserve">  (KAH-vugh / KAH-fee)</w:t>
+      </w:r>
+      <w:r>
+        <w:rPr>
+          <w:rFonts w:ascii="Georgia" w:cs="Georgia" w:eastAsia="Georgia" w:hAnsi="Georgia"/>
+          <w:sz w:val="22"/>
+          <w:szCs w:val="22"/>
+        </w:rPr>
+        <w:t xml:space="preserve">  —  older Gaelic spellings of Cathbad: the saint of Kellechaffe and, in legend, the druid of the Ulster Cycle. KAH-fee is the sound inside Craigcaffie and Mahaffey.</w:t>
+      </w:r>
+    </w:p>
+    <w:p>
+      <w:pPr>
+        <w:spacing w:after="60" w:before="110"/>
+      </w:pPr>
+      <w:r>
+        <w:rPr>
+          <w:rFonts w:ascii="Georgia" w:cs="Georgia" w:eastAsia="Georgia" w:hAnsi="Georgia"/>
+          <w:b/>
+          <w:bCs/>
+          <w:sz w:val="22"/>
+          <w:szCs w:val="22"/>
+        </w:rPr>
+        <w:t xml:space="preserve">Cathub mac Fergusa</w:t>
+      </w:r>
+      <w:r>
+        <w:rPr>
+          <w:rFonts w:ascii="Georgia" w:cs="Georgia" w:eastAsia="Georgia" w:hAnsi="Georgia"/>
+          <w:color w:val="8F1D22"/>
+          <w:sz w:val="20"/>
+          <w:szCs w:val="20"/>
+        </w:rPr>
+        <w:t xml:space="preserve">  (KAH-hoov mahk FER-goo-sa)</w:t>
+      </w:r>
+      <w:r>
+        <w:rPr>
+          <w:rFonts w:ascii="Georgia" w:cs="Georgia" w:eastAsia="Georgia" w:hAnsi="Georgia"/>
+          <w:sz w:val="22"/>
+          <w:szCs w:val="22"/>
+        </w:rPr>
+        <w:t xml:space="preserve">  —  Cathub, son of Fergus: bishop, born about 404 and died about 555, feast day April 6; the saint identified by the University of Glasgow’s place-name survey as the probable figure commemorated at Craigcaffie.</w:t>
+      </w:r>
+    </w:p>
+    <w:p>
+      <w:pPr>
+        <w:spacing w:after="60" w:before="110"/>
+      </w:pPr>
+      <w:r>
+        <w:rPr>
+          <w:rFonts w:ascii="Georgia" w:cs="Georgia" w:eastAsia="Georgia" w:hAnsi="Georgia"/>
+          <w:b/>
+          <w:bCs/>
+          <w:sz w:val="22"/>
+          <w:szCs w:val="22"/>
+        </w:rPr>
+        <w:t xml:space="preserve">airchinneach / comarba</w:t>
+      </w:r>
+      <w:r>
+        <w:rPr>
+          <w:rFonts w:ascii="Georgia" w:cs="Georgia" w:eastAsia="Georgia" w:hAnsi="Georgia"/>
+          <w:color w:val="8F1D22"/>
+          <w:sz w:val="20"/>
+          <w:szCs w:val="20"/>
+        </w:rPr>
+        <w:t xml:space="preserve">  (AR-khin-yakh / KOV-ar-ba)</w:t>
+      </w:r>
+      <w:r>
+        <w:rPr>
+          <w:rFonts w:ascii="Georgia" w:cs="Georgia" w:eastAsia="Georgia" w:hAnsi="Georgia"/>
+          <w:sz w:val="22"/>
+          <w:szCs w:val="22"/>
+        </w:rPr>
+        <w:t xml:space="preserve">  —  erenagh and coarb: Irish kindreds holding a church’s lands in hereditary stewardship, generation after generation.</w:t>
+      </w:r>
+    </w:p>
+    <w:p>
+      <w:pPr>
+        <w:spacing w:after="60" w:before="110"/>
+      </w:pPr>
+      <w:r>
+        <w:rPr>
+          <w:rFonts w:ascii="Georgia" w:cs="Georgia" w:eastAsia="Georgia" w:hAnsi="Georgia"/>
+          <w:b/>
+          <w:bCs/>
+          <w:sz w:val="22"/>
+          <w:szCs w:val="22"/>
+        </w:rPr>
+        <w:t xml:space="preserve">deòradh</w:t>
+      </w:r>
+      <w:r>
+        <w:rPr>
+          <w:rFonts w:ascii="Georgia" w:cs="Georgia" w:eastAsia="Georgia" w:hAnsi="Georgia"/>
+          <w:color w:val="8F1D22"/>
+          <w:sz w:val="20"/>
+          <w:szCs w:val="20"/>
+        </w:rPr>
+        <w:t xml:space="preserve">  (JAW-rugh)</w:t>
+      </w:r>
+      <w:r>
+        <w:rPr>
+          <w:rFonts w:ascii="Georgia" w:cs="Georgia" w:eastAsia="Georgia" w:hAnsi="Georgia"/>
+          <w:sz w:val="22"/>
+          <w:szCs w:val="22"/>
+        </w:rPr>
+        <w:t xml:space="preserve">  —  dewar: the hereditary keeper of a saint’s relic in Scotland; the origin of the surname Dewar.</w:t>
+      </w:r>
+    </w:p>
+    <w:p>
+      <w:pPr>
+        <w:spacing w:after="60" w:before="110"/>
+      </w:pPr>
+      <w:r>
+        <w:rPr>
+          <w:rFonts w:ascii="Georgia" w:cs="Georgia" w:eastAsia="Georgia" w:hAnsi="Georgia"/>
+          <w:b/>
+          <w:bCs/>
+          <w:sz w:val="22"/>
+          <w:szCs w:val="22"/>
+        </w:rPr>
+        <w:t xml:space="preserve">Killichaffie</w:t>
+      </w:r>
+      <w:r>
+        <w:rPr>
+          <w:rFonts w:ascii="Georgia" w:cs="Georgia" w:eastAsia="Georgia" w:hAnsi="Georgia"/>
+          <w:color w:val="8F1D22"/>
+          <w:sz w:val="20"/>
+          <w:szCs w:val="20"/>
+        </w:rPr>
+        <w:t xml:space="preserve">  (KIL-ih-KAF-ee)</w:t>
+      </w:r>
+      <w:r>
+        <w:rPr>
+          <w:rFonts w:ascii="Georgia" w:cs="Georgia" w:eastAsia="Georgia" w:hAnsi="Georgia"/>
+          <w:sz w:val="22"/>
+          <w:szCs w:val="22"/>
+        </w:rPr>
+        <w:t xml:space="preserve">  —  the 1329 form of the name, the chapel-name that the rock-name later displaced.</w:t>
+      </w:r>
+    </w:p>
+    <w:p>
+      <w:pPr>
+        <w:spacing w:after="60" w:before="110"/>
+      </w:pPr>
+      <w:r>
+        <w:rPr>
+          <w:rFonts w:ascii="Georgia" w:cs="Georgia" w:eastAsia="Georgia" w:hAnsi="Georgia"/>
+          <w:b/>
+          <w:bCs/>
+          <w:sz w:val="22"/>
+          <w:szCs w:val="22"/>
+        </w:rPr>
+        <w:t xml:space="preserve">cill</w:t>
+      </w:r>
+      <w:r>
+        <w:rPr>
+          <w:rFonts w:ascii="Georgia" w:cs="Georgia" w:eastAsia="Georgia" w:hAnsi="Georgia"/>
+          <w:color w:val="8F1D22"/>
+          <w:sz w:val="20"/>
+          <w:szCs w:val="20"/>
+        </w:rPr>
+        <w:t xml:space="preserve">  (KEEL)</w:t>
+      </w:r>
+      <w:r>
+        <w:rPr>
+          <w:rFonts w:ascii="Georgia" w:cs="Georgia" w:eastAsia="Georgia" w:hAnsi="Georgia"/>
+          <w:sz w:val="22"/>
+          <w:szCs w:val="22"/>
+        </w:rPr>
+        <w:t xml:space="preserve">  —  a chapel or monastic cell; the Kelle- of Kellechaffe.</w:t>
+      </w:r>
+    </w:p>
+    <w:p>
+      <w:pPr>
+        <w:spacing w:after="60" w:before="110"/>
+      </w:pPr>
+      <w:r>
+        <w:rPr>
+          <w:rFonts w:ascii="Georgia" w:cs="Georgia" w:eastAsia="Georgia" w:hAnsi="Georgia"/>
+          <w:b/>
+          <w:bCs/>
+          <w:sz w:val="22"/>
+          <w:szCs w:val="22"/>
+        </w:rPr>
+        <w:t xml:space="preserve">Cináed mac Ailpín</w:t>
+      </w:r>
+      <w:r>
+        <w:rPr>
+          <w:rFonts w:ascii="Georgia" w:cs="Georgia" w:eastAsia="Georgia" w:hAnsi="Georgia"/>
+          <w:color w:val="8F1D22"/>
+          <w:sz w:val="20"/>
+          <w:szCs w:val="20"/>
+        </w:rPr>
+        <w:t xml:space="preserve">  (KIN-ay mahk AL-peen)</w:t>
+      </w:r>
+      <w:r>
+        <w:rPr>
+          <w:rFonts w:ascii="Georgia" w:cs="Georgia" w:eastAsia="Georgia" w:hAnsi="Georgia"/>
+          <w:sz w:val="22"/>
+          <w:szCs w:val="22"/>
+        </w:rPr>
+        <w:t xml:space="preserve">  —  Kenneth MacAlpin, the ninth-century king who joined Picts and Gaels into one Scotland; claimed forefather of Siol Alpin.</w:t>
+      </w:r>
+    </w:p>
+    <w:p>
+      <w:pPr>
+        <w:spacing w:after="60" w:before="110"/>
+      </w:pPr>
+      <w:r>
+        <w:rPr>
+          <w:rFonts w:ascii="Georgia" w:cs="Georgia" w:eastAsia="Georgia" w:hAnsi="Georgia"/>
+          <w:b/>
+          <w:bCs/>
+          <w:sz w:val="22"/>
+          <w:szCs w:val="22"/>
+        </w:rPr>
+        <w:t xml:space="preserve">Colonsay</w:t>
+      </w:r>
+      <w:r>
+        <w:rPr>
+          <w:rFonts w:ascii="Georgia" w:cs="Georgia" w:eastAsia="Georgia" w:hAnsi="Georgia"/>
+          <w:color w:val="8F1D22"/>
+          <w:sz w:val="20"/>
+          <w:szCs w:val="20"/>
+        </w:rPr>
+        <w:t xml:space="preserve">  (KOL-un-say)</w:t>
+      </w:r>
+      <w:r>
+        <w:rPr>
+          <w:rFonts w:ascii="Georgia" w:cs="Georgia" w:eastAsia="Georgia" w:hAnsi="Georgia"/>
+          <w:sz w:val="22"/>
+          <w:szCs w:val="22"/>
+        </w:rPr>
+        <w:t xml:space="preserve">  —  Hebridean island, historic homeland of Clan Macfie.</w:t>
+      </w:r>
+    </w:p>
+    <w:p>
+      <w:pPr>
+        <w:spacing w:after="60" w:before="110"/>
+      </w:pPr>
+      <w:r>
+        <w:rPr>
+          <w:rFonts w:ascii="Georgia" w:cs="Georgia" w:eastAsia="Georgia" w:hAnsi="Georgia"/>
+          <w:b/>
+          <w:bCs/>
+          <w:sz w:val="22"/>
+          <w:szCs w:val="22"/>
+        </w:rPr>
+        <w:t xml:space="preserve">Covenanters</w:t>
+      </w:r>
+      <w:r>
+        <w:rPr>
+          <w:rFonts w:ascii="Georgia" w:cs="Georgia" w:eastAsia="Georgia" w:hAnsi="Georgia"/>
+          <w:sz w:val="22"/>
+          <w:szCs w:val="22"/>
+        </w:rPr>
+        <w:t xml:space="preserve">  —  Scottish Presbyterians who refused royal control of their church; hunted through the 1680s, hardest in Galloway.</w:t>
+      </w:r>
+    </w:p>
+    <w:p>
+      <w:pPr>
+        <w:spacing w:after="60" w:before="110"/>
+      </w:pPr>
+      <w:r>
+        <w:rPr>
+          <w:rFonts w:ascii="Georgia" w:cs="Georgia" w:eastAsia="Georgia" w:hAnsi="Georgia"/>
+          <w:b/>
+          <w:bCs/>
+          <w:sz w:val="22"/>
+          <w:szCs w:val="22"/>
+        </w:rPr>
+        <w:t xml:space="preserve">creag</w:t>
+      </w:r>
+      <w:r>
+        <w:rPr>
+          <w:rFonts w:ascii="Georgia" w:cs="Georgia" w:eastAsia="Georgia" w:hAnsi="Georgia"/>
+          <w:color w:val="8F1D22"/>
+          <w:sz w:val="20"/>
+          <w:szCs w:val="20"/>
+        </w:rPr>
+        <w:t xml:space="preserve">  (KRAYK)</w:t>
+      </w:r>
+      <w:r>
+        <w:rPr>
+          <w:rFonts w:ascii="Georgia" w:cs="Georgia" w:eastAsia="Georgia" w:hAnsi="Georgia"/>
+          <w:sz w:val="22"/>
+          <w:szCs w:val="22"/>
+        </w:rPr>
+        <w:t xml:space="preserve">  —  a steep rock or crag; the Craig- of Craigcaffie.</w:t>
+      </w:r>
+    </w:p>
+    <w:p>
+      <w:pPr>
+        <w:spacing w:after="60" w:before="110"/>
+      </w:pPr>
+      <w:r>
+        <w:rPr>
+          <w:rFonts w:ascii="Georgia" w:cs="Georgia" w:eastAsia="Georgia" w:hAnsi="Georgia"/>
+          <w:b/>
+          <w:bCs/>
+          <w:sz w:val="22"/>
+          <w:szCs w:val="22"/>
+        </w:rPr>
+        <w:t xml:space="preserve">Cú Chulainn</w:t>
+      </w:r>
+      <w:r>
+        <w:rPr>
+          <w:rFonts w:ascii="Georgia" w:cs="Georgia" w:eastAsia="Georgia" w:hAnsi="Georgia"/>
+          <w:color w:val="8F1D22"/>
+          <w:sz w:val="20"/>
+          <w:szCs w:val="20"/>
+        </w:rPr>
+        <w:t xml:space="preserve">  (koo KHUL-in)</w:t>
+      </w:r>
+      <w:r>
+        <w:rPr>
+          <w:rFonts w:ascii="Georgia" w:cs="Georgia" w:eastAsia="Georgia" w:hAnsi="Georgia"/>
+          <w:sz w:val="22"/>
+          <w:szCs w:val="22"/>
+        </w:rPr>
+        <w:t xml:space="preserve">  —  boy hero of the Ulster Cycle, whose fate Cathbad the druid foretold.</w:t>
+      </w:r>
+    </w:p>
+    <w:p>
+      <w:pPr>
+        <w:spacing w:after="60" w:before="110"/>
+      </w:pPr>
+      <w:r>
+        <w:rPr>
+          <w:rFonts w:ascii="Georgia" w:cs="Georgia" w:eastAsia="Georgia" w:hAnsi="Georgia"/>
+          <w:b/>
+          <w:bCs/>
+          <w:sz w:val="22"/>
+          <w:szCs w:val="22"/>
+        </w:rPr>
+        <w:t xml:space="preserve">Dál Riata</w:t>
+      </w:r>
+      <w:r>
+        <w:rPr>
+          <w:rFonts w:ascii="Georgia" w:cs="Georgia" w:eastAsia="Georgia" w:hAnsi="Georgia"/>
+          <w:color w:val="8F1D22"/>
+          <w:sz w:val="20"/>
+          <w:szCs w:val="20"/>
+        </w:rPr>
+        <w:t xml:space="preserve">  (dahl REE-ah-tah)</w:t>
+      </w:r>
+      <w:r>
+        <w:rPr>
+          <w:rFonts w:ascii="Georgia" w:cs="Georgia" w:eastAsia="Georgia" w:hAnsi="Georgia"/>
+          <w:sz w:val="22"/>
+          <w:szCs w:val="22"/>
+        </w:rPr>
+        <w:t xml:space="preserve">  —  the Gaelic sea kingdom spanning Antrim in Ireland and Argyll in Scotland; the bridge the Gaels crossed into Scotland.</w:t>
+      </w:r>
+    </w:p>
+    <w:p>
+      <w:pPr>
+        <w:spacing w:after="60" w:before="110"/>
+      </w:pPr>
+      <w:r>
+        <w:rPr>
+          <w:rFonts w:ascii="Georgia" w:cs="Georgia" w:eastAsia="Georgia" w:hAnsi="Georgia"/>
+          <w:b/>
+          <w:bCs/>
+          <w:sz w:val="22"/>
+          <w:szCs w:val="22"/>
+        </w:rPr>
+        <w:t xml:space="preserve">Dùn Eibhinn</w:t>
+      </w:r>
+      <w:r>
+        <w:rPr>
+          <w:rFonts w:ascii="Georgia" w:cs="Georgia" w:eastAsia="Georgia" w:hAnsi="Georgia"/>
+          <w:color w:val="8F1D22"/>
+          <w:sz w:val="20"/>
+          <w:szCs w:val="20"/>
+        </w:rPr>
+        <w:t xml:space="preserve">  (doon AY-vin)</w:t>
+      </w:r>
+      <w:r>
+        <w:rPr>
+          <w:rFonts w:ascii="Georgia" w:cs="Georgia" w:eastAsia="Georgia" w:hAnsi="Georgia"/>
+          <w:sz w:val="22"/>
+          <w:szCs w:val="22"/>
+        </w:rPr>
+        <w:t xml:space="preserve">  —  the hillfort on Colonsay that served as seat of the Macfie chiefs.</w:t>
+      </w:r>
+    </w:p>
+    <w:p>
+      <w:pPr>
+        <w:spacing w:after="60" w:before="110"/>
+      </w:pPr>
+      <w:r>
+        <w:rPr>
+          <w:rFonts w:ascii="Georgia" w:cs="Georgia" w:eastAsia="Georgia" w:hAnsi="Georgia"/>
+          <w:b/>
+          <w:bCs/>
+          <w:sz w:val="22"/>
+          <w:szCs w:val="22"/>
+        </w:rPr>
+        <w:t xml:space="preserve">Emain Macha</w:t>
+      </w:r>
+      <w:r>
+        <w:rPr>
+          <w:rFonts w:ascii="Georgia" w:cs="Georgia" w:eastAsia="Georgia" w:hAnsi="Georgia"/>
+          <w:color w:val="8F1D22"/>
+          <w:sz w:val="20"/>
+          <w:szCs w:val="20"/>
+        </w:rPr>
+        <w:t xml:space="preserve">  (EH-vin MAH-khah)</w:t>
+      </w:r>
+      <w:r>
+        <w:rPr>
+          <w:rFonts w:ascii="Georgia" w:cs="Georgia" w:eastAsia="Georgia" w:hAnsi="Georgia"/>
+          <w:sz w:val="22"/>
+          <w:szCs w:val="22"/>
+        </w:rPr>
+        <w:t xml:space="preserve">  —  royal seat of the Ulster Cycle near Armagh; Cathbad the druid’s court in legend.</w:t>
+      </w:r>
+    </w:p>
+    <w:p>
+      <w:pPr>
+        <w:spacing w:after="60" w:before="110"/>
+      </w:pPr>
+      <w:r>
+        <w:rPr>
+          <w:rFonts w:ascii="Georgia" w:cs="Georgia" w:eastAsia="Georgia" w:hAnsi="Georgia"/>
+          <w:b/>
+          <w:bCs/>
+          <w:sz w:val="22"/>
+          <w:szCs w:val="22"/>
+        </w:rPr>
+        <w:t xml:space="preserve">fosse</w:t>
+      </w:r>
+      <w:r>
+        <w:rPr>
+          <w:rFonts w:ascii="Georgia" w:cs="Georgia" w:eastAsia="Georgia" w:hAnsi="Georgia"/>
+          <w:color w:val="8F1D22"/>
+          <w:sz w:val="20"/>
+          <w:szCs w:val="20"/>
+        </w:rPr>
+        <w:t xml:space="preserve">  (FOSS)</w:t>
+      </w:r>
+      <w:r>
+        <w:rPr>
+          <w:rFonts w:ascii="Georgia" w:cs="Georgia" w:eastAsia="Georgia" w:hAnsi="Georgia"/>
+          <w:sz w:val="22"/>
+          <w:szCs w:val="22"/>
+        </w:rPr>
+        <w:t xml:space="preserve">  —  a water-filled defensive ditch, as once ringed Craigcaffie Tower.</w:t>
+      </w:r>
+    </w:p>
+    <w:p>
+      <w:pPr>
+        <w:spacing w:after="60" w:before="110"/>
+      </w:pPr>
+      <w:r>
+        <w:rPr>
+          <w:rFonts w:ascii="Georgia" w:cs="Georgia" w:eastAsia="Georgia" w:hAnsi="Georgia"/>
+          <w:b/>
+          <w:bCs/>
+          <w:sz w:val="22"/>
+          <w:szCs w:val="22"/>
+        </w:rPr>
+        <w:t xml:space="preserve">Færeyinga saga</w:t>
+      </w:r>
+      <w:r>
+        <w:rPr>
+          <w:rFonts w:ascii="Georgia" w:cs="Georgia" w:eastAsia="Georgia" w:hAnsi="Georgia"/>
+          <w:color w:val="8F1D22"/>
+          <w:sz w:val="20"/>
+          <w:szCs w:val="20"/>
+        </w:rPr>
+        <w:t xml:space="preserve">  (fair-EY-ing-ah)</w:t>
+      </w:r>
+      <w:r>
+        <w:rPr>
+          <w:rFonts w:ascii="Georgia" w:cs="Georgia" w:eastAsia="Georgia" w:hAnsi="Georgia"/>
+          <w:sz w:val="22"/>
+          <w:szCs w:val="22"/>
+        </w:rPr>
+        <w:t xml:space="preserve">  —  the medieval saga of the settlement of the Faroe Islands.</w:t>
+      </w:r>
+    </w:p>
+    <w:p>
+      <w:pPr>
+        <w:spacing w:after="60" w:before="110"/>
+      </w:pPr>
+      <w:r>
+        <w:rPr>
+          <w:rFonts w:ascii="Georgia" w:cs="Georgia" w:eastAsia="Georgia" w:hAnsi="Georgia"/>
+          <w:b/>
+          <w:bCs/>
+          <w:sz w:val="22"/>
+          <w:szCs w:val="22"/>
+        </w:rPr>
+        <w:t xml:space="preserve">Gall-Ghaidheil</w:t>
+      </w:r>
+      <w:r>
+        <w:rPr>
+          <w:rFonts w:ascii="Georgia" w:cs="Georgia" w:eastAsia="Georgia" w:hAnsi="Georgia"/>
+          <w:color w:val="8F1D22"/>
+          <w:sz w:val="20"/>
+          <w:szCs w:val="20"/>
+        </w:rPr>
+        <w:t xml:space="preserve">  (gahl GHEH-yel)</w:t>
+      </w:r>
+      <w:r>
+        <w:rPr>
+          <w:rFonts w:ascii="Georgia" w:cs="Georgia" w:eastAsia="Georgia" w:hAnsi="Georgia"/>
+          <w:sz w:val="22"/>
+          <w:szCs w:val="22"/>
+        </w:rPr>
+        <w:t xml:space="preserve">  —  the "foreigner Gaels," the mixed Norse-Gaelic sea people; their name became the word Galloway.</w:t>
+      </w:r>
+    </w:p>
+    <w:p>
+      <w:pPr>
+        <w:spacing w:after="60" w:before="110"/>
+      </w:pPr>
+      <w:r>
+        <w:rPr>
+          <w:rFonts w:ascii="Georgia" w:cs="Georgia" w:eastAsia="Georgia" w:hAnsi="Georgia"/>
+          <w:b/>
+          <w:bCs/>
+          <w:sz w:val="22"/>
+          <w:szCs w:val="22"/>
+        </w:rPr>
+        <w:t xml:space="preserve">gallóglaigh / Gallowglass</w:t>
+      </w:r>
+      <w:r>
+        <w:rPr>
+          <w:rFonts w:ascii="Georgia" w:cs="Georgia" w:eastAsia="Georgia" w:hAnsi="Georgia"/>
+          <w:color w:val="8F1D22"/>
+          <w:sz w:val="20"/>
+          <w:szCs w:val="20"/>
+        </w:rPr>
+        <w:t xml:space="preserve">  (GAL-oh-glee)</w:t>
+      </w:r>
+      <w:r>
+        <w:rPr>
+          <w:rFonts w:ascii="Georgia" w:cs="Georgia" w:eastAsia="Georgia" w:hAnsi="Georgia"/>
+          <w:sz w:val="22"/>
+          <w:szCs w:val="22"/>
+        </w:rPr>
+        <w:t xml:space="preserve">  —  "foreign warriors": Norse-Gaelic heavy infantry who served the Irish kings from 1259 into the 1500s; mail coats and two-handed sparth axes.</w:t>
+      </w:r>
+    </w:p>
+    <w:p>
+      <w:pPr>
+        <w:spacing w:after="60" w:before="110"/>
+      </w:pPr>
+      <w:r>
+        <w:rPr>
+          <w:rFonts w:ascii="Georgia" w:cs="Georgia" w:eastAsia="Georgia" w:hAnsi="Georgia"/>
+          <w:b/>
+          <w:bCs/>
+          <w:sz w:val="22"/>
+          <w:szCs w:val="22"/>
+        </w:rPr>
+        <w:t xml:space="preserve">gille</w:t>
+      </w:r>
+      <w:r>
+        <w:rPr>
+          <w:rFonts w:ascii="Georgia" w:cs="Georgia" w:eastAsia="Georgia" w:hAnsi="Georgia"/>
+          <w:color w:val="8F1D22"/>
+          <w:sz w:val="20"/>
+          <w:szCs w:val="20"/>
+        </w:rPr>
+        <w:t xml:space="preserve">  (GEEL-yuh)</w:t>
+      </w:r>
+      <w:r>
+        <w:rPr>
+          <w:rFonts w:ascii="Georgia" w:cs="Georgia" w:eastAsia="Georgia" w:hAnsi="Georgia"/>
+          <w:sz w:val="22"/>
+          <w:szCs w:val="22"/>
+        </w:rPr>
+        <w:t xml:space="preserve">  —  servant, devotee; an honorific placing a child under a saint’s protection.</w:t>
+      </w:r>
+    </w:p>
+    <w:p>
+      <w:pPr>
+        <w:spacing w:after="60" w:before="110"/>
+      </w:pPr>
+      <w:r>
+        <w:rPr>
+          <w:rFonts w:ascii="Georgia" w:cs="Georgia" w:eastAsia="Georgia" w:hAnsi="Georgia"/>
+          <w:b/>
+          <w:bCs/>
+          <w:sz w:val="22"/>
+          <w:szCs w:val="22"/>
+        </w:rPr>
+        <w:t xml:space="preserve">Grímur Kamban</w:t>
+      </w:r>
+      <w:r>
+        <w:rPr>
+          <w:rFonts w:ascii="Georgia" w:cs="Georgia" w:eastAsia="Georgia" w:hAnsi="Georgia"/>
+          <w:color w:val="8F1D22"/>
+          <w:sz w:val="20"/>
+          <w:szCs w:val="20"/>
+        </w:rPr>
+        <w:t xml:space="preserve">  (GREE-mur KAHM-bahn)</w:t>
+      </w:r>
+      <w:r>
+        <w:rPr>
+          <w:rFonts w:ascii="Georgia" w:cs="Georgia" w:eastAsia="Georgia" w:hAnsi="Georgia"/>
+          <w:sz w:val="22"/>
+          <w:szCs w:val="22"/>
+        </w:rPr>
+        <w:t xml:space="preserve">  —  first Norse settler of the Faroes in the saga; Norse first name, Gaelic byname.</w:t>
+      </w:r>
+    </w:p>
+    <w:p>
+      <w:pPr>
+        <w:spacing w:after="60" w:before="110"/>
+      </w:pPr>
+      <w:r>
+        <w:rPr>
+          <w:rFonts w:ascii="Georgia" w:cs="Georgia" w:eastAsia="Georgia" w:hAnsi="Georgia"/>
+          <w:b/>
+          <w:bCs/>
+          <w:sz w:val="22"/>
+          <w:szCs w:val="22"/>
+        </w:rPr>
+        <w:t xml:space="preserve">haplogroup R1b-M222</w:t>
+      </w:r>
+      <w:r>
+        <w:rPr>
+          <w:rFonts w:ascii="Georgia" w:cs="Georgia" w:eastAsia="Georgia" w:hAnsi="Georgia"/>
+          <w:sz w:val="22"/>
+          <w:szCs w:val="22"/>
+        </w:rPr>
+        <w:t xml:space="preserve">  —  a Y-chromosome lineage marker passed father to son; intensely concentrated in northwest Ireland and southwest Scotland; associated with the Uí Néill.</w:t>
+      </w:r>
+    </w:p>
+    <w:p>
+      <w:pPr>
+        <w:spacing w:after="60" w:before="110"/>
+      </w:pPr>
+      <w:r>
+        <w:rPr>
+          <w:rFonts w:ascii="Georgia" w:cs="Georgia" w:eastAsia="Georgia" w:hAnsi="Georgia"/>
+          <w:b/>
+          <w:bCs/>
+          <w:sz w:val="22"/>
+          <w:szCs w:val="22"/>
+        </w:rPr>
+        <w:t xml:space="preserve">Kellechaffe</w:t>
+      </w:r>
+      <w:r>
+        <w:rPr>
+          <w:rFonts w:ascii="Georgia" w:cs="Georgia" w:eastAsia="Georgia" w:hAnsi="Georgia"/>
+          <w:color w:val="8F1D22"/>
+          <w:sz w:val="20"/>
+          <w:szCs w:val="20"/>
+        </w:rPr>
+        <w:t xml:space="preserve">  (kell-eh-KHAF-ee)</w:t>
+      </w:r>
+      <w:r>
+        <w:rPr>
+          <w:rFonts w:ascii="Georgia" w:cs="Georgia" w:eastAsia="Georgia" w:hAnsi="Georgia"/>
+          <w:sz w:val="22"/>
+          <w:szCs w:val="22"/>
+        </w:rPr>
+        <w:t xml:space="preserve">  —  "the Chapel of Cathbad," the family lands beside Loch Ryan; renamed Craigcaffie, "the Rock of Cathbad," as the holy ground became defended ground.</w:t>
+      </w:r>
+    </w:p>
+    <w:p>
+      <w:pPr>
+        <w:spacing w:after="60" w:before="110"/>
+      </w:pPr>
+      <w:r>
+        <w:rPr>
+          <w:rFonts w:ascii="Georgia" w:cs="Georgia" w:eastAsia="Georgia" w:hAnsi="Georgia"/>
+          <w:b/>
+          <w:bCs/>
+          <w:sz w:val="22"/>
+          <w:szCs w:val="22"/>
+        </w:rPr>
+        <w:t xml:space="preserve">Killing Time</w:t>
+      </w:r>
+      <w:r>
+        <w:rPr>
+          <w:rFonts w:ascii="Georgia" w:cs="Georgia" w:eastAsia="Georgia" w:hAnsi="Georgia"/>
+          <w:sz w:val="22"/>
+          <w:szCs w:val="22"/>
+        </w:rPr>
+        <w:t xml:space="preserve">  —  Scottish memory’s name for the 1680s persecution of the Covenanters in the southwest.</w:t>
+      </w:r>
+    </w:p>
+    <w:p>
+      <w:pPr>
+        <w:spacing w:after="60" w:before="110"/>
+      </w:pPr>
+      <w:r>
+        <w:rPr>
+          <w:rFonts w:ascii="Georgia" w:cs="Georgia" w:eastAsia="Georgia" w:hAnsi="Georgia"/>
+          <w:b/>
+          <w:bCs/>
+          <w:sz w:val="22"/>
+          <w:szCs w:val="22"/>
+        </w:rPr>
+        <w:t xml:space="preserve">Mac Dhuibhshíthe</w:t>
+      </w:r>
+      <w:r>
+        <w:rPr>
+          <w:rFonts w:ascii="Georgia" w:cs="Georgia" w:eastAsia="Georgia" w:hAnsi="Georgia"/>
+          <w:color w:val="8F1D22"/>
+          <w:sz w:val="20"/>
+          <w:szCs w:val="20"/>
+        </w:rPr>
+        <w:t xml:space="preserve">  (mahk ghuv-HEE-uh)</w:t>
+      </w:r>
+      <w:r>
+        <w:rPr>
+          <w:rFonts w:ascii="Georgia" w:cs="Georgia" w:eastAsia="Georgia" w:hAnsi="Georgia"/>
+          <w:sz w:val="22"/>
+          <w:szCs w:val="22"/>
+        </w:rPr>
+        <w:t xml:space="preserve">  —  "son of Duibhshíth" (dark peace); origin of Clan Macfie and the alternate root offered for Mahaffy.</w:t>
+      </w:r>
+    </w:p>
+    <w:p>
+      <w:pPr>
+        <w:spacing w:after="60" w:before="110"/>
+      </w:pPr>
+      <w:r>
+        <w:rPr>
+          <w:rFonts w:ascii="Georgia" w:cs="Georgia" w:eastAsia="Georgia" w:hAnsi="Georgia"/>
+          <w:b/>
+          <w:bCs/>
+          <w:sz w:val="22"/>
+          <w:szCs w:val="22"/>
+        </w:rPr>
+        <w:t xml:space="preserve">Mac Gille Chathbhaidh</w:t>
+      </w:r>
+      <w:r>
+        <w:rPr>
+          <w:rFonts w:ascii="Georgia" w:cs="Georgia" w:eastAsia="Georgia" w:hAnsi="Georgia"/>
+          <w:color w:val="8F1D22"/>
+          <w:sz w:val="20"/>
+          <w:szCs w:val="20"/>
+        </w:rPr>
+        <w:t xml:space="preserve">  (mahk GEEL-yuh KHAH-vee)</w:t>
+      </w:r>
+      <w:r>
+        <w:rPr>
+          <w:rFonts w:ascii="Georgia" w:cs="Georgia" w:eastAsia="Georgia" w:hAnsi="Georgia"/>
+          <w:sz w:val="22"/>
+          <w:szCs w:val="22"/>
+        </w:rPr>
+        <w:t xml:space="preserve">  —  "son of the servant of Saint Cathbad"; Black’s documented derivation of Machaffie, McIlhaffie, and Mahaffey.</w:t>
+      </w:r>
+    </w:p>
+    <w:p>
+      <w:pPr>
+        <w:spacing w:after="60" w:before="110"/>
+      </w:pPr>
+      <w:r>
+        <w:rPr>
+          <w:rFonts w:ascii="Georgia" w:cs="Georgia" w:eastAsia="Georgia" w:hAnsi="Georgia"/>
+          <w:b/>
+          <w:bCs/>
+          <w:sz w:val="22"/>
+          <w:szCs w:val="22"/>
+        </w:rPr>
+        <w:t xml:space="preserve">Niall Noígiallach</w:t>
+      </w:r>
+      <w:r>
+        <w:rPr>
+          <w:rFonts w:ascii="Georgia" w:cs="Georgia" w:eastAsia="Georgia" w:hAnsi="Georgia"/>
+          <w:color w:val="8F1D22"/>
+          <w:sz w:val="20"/>
+          <w:szCs w:val="20"/>
+        </w:rPr>
+        <w:t xml:space="preserve">  (NEE-al noy-GHEE-al-ukh)</w:t>
+      </w:r>
+      <w:r>
+        <w:rPr>
+          <w:rFonts w:ascii="Georgia" w:cs="Georgia" w:eastAsia="Georgia" w:hAnsi="Georgia"/>
+          <w:sz w:val="22"/>
+          <w:szCs w:val="22"/>
+        </w:rPr>
+        <w:t xml:space="preserve">  —  Niall of the Nine Hostages, semi-legendary king of Tara, claimed founder of the Uí Néill.</w:t>
+      </w:r>
+    </w:p>
+    <w:p>
+      <w:pPr>
+        <w:spacing w:after="60" w:before="110"/>
+      </w:pPr>
+      <w:r>
+        <w:rPr>
+          <w:rFonts w:ascii="Georgia" w:cs="Georgia" w:eastAsia="Georgia" w:hAnsi="Georgia"/>
+          <w:b/>
+          <w:bCs/>
+          <w:sz w:val="22"/>
+          <w:szCs w:val="22"/>
+        </w:rPr>
+        <w:t xml:space="preserve">Register of the Great Seal (RMS)</w:t>
+      </w:r>
+      <w:r>
+        <w:rPr>
+          <w:rFonts w:ascii="Georgia" w:cs="Georgia" w:eastAsia="Georgia" w:hAnsi="Georgia"/>
+          <w:sz w:val="22"/>
+          <w:szCs w:val="22"/>
+        </w:rPr>
+        <w:t xml:space="preserve">  —  Scotland’s register of royal charters; the index of Robert I’s charters preserves the name Kellechaffe.</w:t>
+      </w:r>
+    </w:p>
+    <w:p>
+      <w:pPr>
+        <w:spacing w:after="60" w:before="110"/>
+      </w:pPr>
+      <w:r>
+        <w:rPr>
+          <w:rFonts w:ascii="Georgia" w:cs="Georgia" w:eastAsia="Georgia" w:hAnsi="Georgia"/>
+          <w:b/>
+          <w:bCs/>
+          <w:sz w:val="22"/>
+          <w:szCs w:val="22"/>
+        </w:rPr>
+        <w:t xml:space="preserve">sept</w:t>
+      </w:r>
+      <w:r>
+        <w:rPr>
+          <w:rFonts w:ascii="Georgia" w:cs="Georgia" w:eastAsia="Georgia" w:hAnsi="Georgia"/>
+          <w:color w:val="8F1D22"/>
+          <w:sz w:val="20"/>
+          <w:szCs w:val="20"/>
+        </w:rPr>
+        <w:t xml:space="preserve">  (SEPT)</w:t>
+      </w:r>
+      <w:r>
+        <w:rPr>
+          <w:rFonts w:ascii="Georgia" w:cs="Georgia" w:eastAsia="Georgia" w:hAnsi="Georgia"/>
+          <w:sz w:val="22"/>
+          <w:szCs w:val="22"/>
+        </w:rPr>
+        <w:t xml:space="preserve">  —  a family or surname attached to a larger clan.</w:t>
+      </w:r>
+    </w:p>
+    <w:p>
+      <w:pPr>
+        <w:spacing w:after="60" w:before="110"/>
+      </w:pPr>
+      <w:r>
+        <w:rPr>
+          <w:rFonts w:ascii="Georgia" w:cs="Georgia" w:eastAsia="Georgia" w:hAnsi="Georgia"/>
+          <w:b/>
+          <w:bCs/>
+          <w:sz w:val="22"/>
+          <w:szCs w:val="22"/>
+        </w:rPr>
+        <w:t xml:space="preserve">sett</w:t>
+      </w:r>
+      <w:r>
+        <w:rPr>
+          <w:rFonts w:ascii="Georgia" w:cs="Georgia" w:eastAsia="Georgia" w:hAnsi="Georgia"/>
+          <w:sz w:val="22"/>
+          <w:szCs w:val="22"/>
+        </w:rPr>
+        <w:t xml:space="preserve">  —  the exact woven pattern of a tartan.</w:t>
+      </w:r>
+    </w:p>
+    <w:p>
+      <w:pPr>
+        <w:spacing w:after="60" w:before="110"/>
+      </w:pPr>
+      <w:r>
+        <w:rPr>
+          <w:rFonts w:ascii="Georgia" w:cs="Georgia" w:eastAsia="Georgia" w:hAnsi="Georgia"/>
+          <w:b/>
+          <w:bCs/>
+          <w:sz w:val="22"/>
+          <w:szCs w:val="22"/>
+        </w:rPr>
+        <w:t xml:space="preserve">Siol Alpin</w:t>
+      </w:r>
+      <w:r>
+        <w:rPr>
+          <w:rFonts w:ascii="Georgia" w:cs="Georgia" w:eastAsia="Georgia" w:hAnsi="Georgia"/>
+          <w:color w:val="8F1D22"/>
+          <w:sz w:val="20"/>
+          <w:szCs w:val="20"/>
+        </w:rPr>
+        <w:t xml:space="preserve">  (SHEEL AL-pin)</w:t>
+      </w:r>
+      <w:r>
+        <w:rPr>
+          <w:rFonts w:ascii="Georgia" w:cs="Georgia" w:eastAsia="Georgia" w:hAnsi="Georgia"/>
+          <w:sz w:val="22"/>
+          <w:szCs w:val="22"/>
+        </w:rPr>
+        <w:t xml:space="preserve">  —  "the seed of Alpin": the kindred of clans, Macfie among them, claiming descent from Cináed mac Ailpín.</w:t>
+      </w:r>
+    </w:p>
+    <w:p>
+      <w:pPr>
+        <w:spacing w:after="60" w:before="110"/>
+      </w:pPr>
+      <w:r>
+        <w:rPr>
+          <w:rFonts w:ascii="Georgia" w:cs="Georgia" w:eastAsia="Georgia" w:hAnsi="Georgia"/>
+          <w:b/>
+          <w:bCs/>
+          <w:sz w:val="22"/>
+          <w:szCs w:val="22"/>
+        </w:rPr>
+        <w:t xml:space="preserve">sparth axe</w:t>
+      </w:r>
+      <w:r>
+        <w:rPr>
+          <w:rFonts w:ascii="Georgia" w:cs="Georgia" w:eastAsia="Georgia" w:hAnsi="Georgia"/>
+          <w:sz w:val="22"/>
+          <w:szCs w:val="22"/>
+        </w:rPr>
+        <w:t xml:space="preserve">  —  the long two-handed axe of the Gallowglass.</w:t>
+      </w:r>
+    </w:p>
+    <w:p>
+      <w:pPr>
+        <w:spacing w:after="60" w:before="110"/>
+      </w:pPr>
+      <w:r>
+        <w:rPr>
+          <w:rFonts w:ascii="Georgia" w:cs="Georgia" w:eastAsia="Georgia" w:hAnsi="Georgia"/>
+          <w:b/>
+          <w:bCs/>
+          <w:sz w:val="22"/>
+          <w:szCs w:val="22"/>
+        </w:rPr>
+        <w:t xml:space="preserve">Uí Néill</w:t>
+      </w:r>
+      <w:r>
+        <w:rPr>
+          <w:rFonts w:ascii="Georgia" w:cs="Georgia" w:eastAsia="Georgia" w:hAnsi="Georgia"/>
+          <w:color w:val="8F1D22"/>
+          <w:sz w:val="20"/>
+          <w:szCs w:val="20"/>
+        </w:rPr>
+        <w:t xml:space="preserve">  (ee NAYL)</w:t>
+      </w:r>
+      <w:r>
+        <w:rPr>
+          <w:rFonts w:ascii="Georgia" w:cs="Georgia" w:eastAsia="Georgia" w:hAnsi="Georgia"/>
+          <w:sz w:val="22"/>
+          <w:szCs w:val="22"/>
+        </w:rPr>
+        <w:t xml:space="preserve">  —  "descendants of Niall," the dominant royal dynasty of early medieval Ireland.</w:t>
       </w:r>
     </w:p>
     <w:p>
@@ -3524,25 +4826,25 @@
           <w:sz w:val="30"/>
           <w:szCs w:val="30"/>
         </w:rPr>
-        <w:t xml:space="preserve">Appendix: How to Continue This Research</w:t>
-      </w:r>
-    </w:p>
-    <w:p>
-      <w:pPr>
-        <w:spacing w:after="200" w:line="300"/>
-        <w:jc w:val="both"/>
-      </w:pPr>
-      <w:r>
-        <w:rPr>
-          <w:rFonts w:ascii="Georgia" w:cs="Georgia" w:eastAsia="Georgia" w:hAnsi="Georgia"/>
-          <w:b w:val="false"/>
-          <w:bCs w:val="false"/>
-          <w:i w:val="false"/>
-          <w:iCs w:val="false"/>
-          <w:sz w:val="23"/>
-          <w:szCs w:val="23"/>
-        </w:rPr>
-        <w:t xml:space="preserve">This book is a beginning, not a conclusion. What follows is the road map: the actual archives where a descendant can pick up the trail, roughly in the order the family traveled. Several are free. None require a professional.</w:t>
+        <w:t xml:space="preserve">Appendix: Records &amp; Registers, Where the Name Is Written</w:t>
+      </w:r>
+    </w:p>
+    <w:p>
+      <w:pPr>
+        <w:spacing w:after="200" w:line="300"/>
+        <w:jc w:val="both"/>
+      </w:pPr>
+      <w:r>
+        <w:rPr>
+          <w:rFonts w:ascii="Georgia" w:cs="Georgia" w:eastAsia="Georgia" w:hAnsi="Georgia"/>
+          <w:b w:val="false"/>
+          <w:bCs w:val="false"/>
+          <w:i w:val="false"/>
+          <w:iCs w:val="false"/>
+          <w:sz w:val="23"/>
+          <w:szCs w:val="23"/>
+        </w:rPr>
+        <w:t xml:space="preserve">These are the actual registers, archives, and published records in which this family name, its lands, and its saint are written down. Any descendant can pursue them.</w:t>
       </w:r>
     </w:p>
     <w:p>
@@ -3558,15 +4860,15 @@
           <w:sz w:val="21"/>
           <w:szCs w:val="21"/>
         </w:rPr>
-        <w:t xml:space="preserve">SCOTLAND: SCOTLANDSPEOPLE.  </w:t>
-      </w:r>
-      <w:r>
-        <w:rPr>
-          <w:rFonts w:ascii="Georgia" w:cs="Georgia" w:eastAsia="Georgia" w:hAnsi="Georgia"/>
-          <w:sz w:val="22"/>
-          <w:szCs w:val="22"/>
-        </w:rPr>
-        <w:t xml:space="preserve">The National Records of Scotland’s official site: statutory birth, marriage and death registers from 1855, old parish registers before that, censuses, wills and testaments. Searching indexes is free; viewing images is pay-per-view. This is where Wigtownshire McHaffies are found.</w:t>
+        <w:t xml:space="preserve">COURT OF THE LORD LYON, REGISTER OF CLAN TARTANS.  </w:t>
+      </w:r>
+      <w:r>
+        <w:rPr>
+          <w:rFonts w:ascii="Georgia" w:cs="Georgia" w:eastAsia="Georgia" w:hAnsi="Georgia"/>
+          <w:sz w:val="22"/>
+          <w:szCs w:val="22"/>
+        </w:rPr>
+        <w:t xml:space="preserve">The Clan Macfie tartan, red, green, and gold, recorded August 29, 1991; Mahaffey and Mehaffey stand on the clan’s roll of associated names. An association by name, not a shared origin; see the side note in chapter one. Scotland’s official heraldic authority [20][21][22].</w:t>
       </w:r>
     </w:p>
     <w:p>
@@ -3582,15 +4884,15 @@
           <w:sz w:val="21"/>
           <w:szCs w:val="21"/>
         </w:rPr>
-        <w:t xml:space="preserve">SCOTLAND: CANMORE AND TROVE.  </w:t>
-      </w:r>
-      <w:r>
-        <w:rPr>
-          <w:rFonts w:ascii="Georgia" w:cs="Georgia" w:eastAsia="Georgia" w:hAnsi="Georgia"/>
-          <w:sz w:val="22"/>
-          <w:szCs w:val="22"/>
-        </w:rPr>
-        <w:t xml:space="preserve">The national record of the historic environment. Site 60749 is Craigcaffie Tower; Innermessan has its own record. Free.</w:t>
+        <w:t xml:space="preserve">THE MARTYROLOGY OF TALLAGHT &amp; THE MARTYROLOGY OF DONEGAL.  </w:t>
+      </w:r>
+      <w:r>
+        <w:rPr>
+          <w:rFonts w:ascii="Georgia" w:cs="Georgia" w:eastAsia="Georgia" w:hAnsi="Georgia"/>
+          <w:sz w:val="22"/>
+          <w:szCs w:val="22"/>
+        </w:rPr>
+        <w:t xml:space="preserve">The old Irish calendars of saints. Both commemorate Cathub, son of Fergus, bishop of Achadh-cinn, at April 6; his birth is given as 404 and the Chronicon Scotorum records his death about 555 [36].</w:t>
       </w:r>
     </w:p>
     <w:p>
@@ -3606,15 +4908,15 @@
           <w:sz w:val="21"/>
           <w:szCs w:val="21"/>
         </w:rPr>
-        <w:t xml:space="preserve">SCOTLAND: SAINTS IN SCOTTISH PLACE-NAMES.  </w:t>
-      </w:r>
-      <w:r>
-        <w:rPr>
-          <w:rFonts w:ascii="Georgia" w:cs="Georgia" w:eastAsia="Georgia" w:hAnsi="Georgia"/>
-          <w:sz w:val="22"/>
-          <w:szCs w:val="22"/>
-        </w:rPr>
-        <w:t xml:space="preserve">The University of Glasgow survey. Search "caffie" and the record for the lands appears, with its dated spellings. Free [35].</w:t>
+        <w:t xml:space="preserve">COMMEMORATIONS OF SAINTS IN SCOTTISH PLACE-NAMES (UNIVERSITY OF GLASGOW).  </w:t>
+      </w:r>
+      <w:r>
+        <w:rPr>
+          <w:rFonts w:ascii="Georgia" w:cs="Georgia" w:eastAsia="Georgia" w:hAnsi="Georgia"/>
+          <w:sz w:val="22"/>
+          <w:szCs w:val="22"/>
+        </w:rPr>
+        <w:t xml:space="preserve">The Leverhulme-funded academic survey of Scottish saint place-names. Its record for Craigcaffie identifies the commemorated saint as Cathub mac Fergusa (rated probable), gives the earliest form Killichaffie in 1329, and identifies the crag as the Fell of Craigcaffie. Searchable free online [35].</w:t>
       </w:r>
     </w:p>
     <w:p>
@@ -3630,15 +4932,15 @@
           <w:sz w:val="21"/>
           <w:szCs w:val="21"/>
         </w:rPr>
-        <w:t xml:space="preserve">ULSTER: PRONI.  </w:t>
-      </w:r>
-      <w:r>
-        <w:rPr>
-          <w:rFonts w:ascii="Georgia" w:cs="Georgia" w:eastAsia="Georgia" w:hAnsi="Georgia"/>
-          <w:sz w:val="22"/>
-          <w:szCs w:val="22"/>
-        </w:rPr>
-        <w:t xml:space="preserve">The Public Record Office of Northern Ireland, for church registers, valuation records, wills and estate papers. Substantial free online resources.</w:t>
+        <w:t xml:space="preserve">REGISTER OF THE GREAT SEAL OF SCOTLAND (RMS), VOL. I, APP. II, NO. 616.  </w:t>
+      </w:r>
+      <w:r>
+        <w:rPr>
+          <w:rFonts w:ascii="Georgia" w:cs="Georgia" w:eastAsia="Georgia" w:hAnsi="Georgia"/>
+          <w:sz w:val="22"/>
+          <w:szCs w:val="22"/>
+        </w:rPr>
+        <w:t xml:space="preserve">The index entry from the reign of Robert I (1306–1329) preserving the lands of Kellechaffe / Kellechaffy; the family name’s oldest royal paper trail. Print editions in major research libraries [1].</w:t>
       </w:r>
     </w:p>
     <w:p>
@@ -3654,15 +4956,15 @@
           <w:sz w:val="21"/>
           <w:szCs w:val="21"/>
         </w:rPr>
-        <w:t xml:space="preserve">ULSTER: THE HEARTH MONEY ROLLS AND GRIFFITH’S VALUATION.  </w:t>
-      </w:r>
-      <w:r>
-        <w:rPr>
-          <w:rFonts w:ascii="Georgia" w:cs="Georgia" w:eastAsia="Georgia" w:hAnsi="Georgia"/>
-          <w:sz w:val="22"/>
-          <w:szCs w:val="22"/>
-        </w:rPr>
-        <w:t xml:space="preserve">The 1660s hearth rolls are where MacHaffy first appears in Ireland, in County Armagh [34]. Griffith’s Valuation of the mid-1800s lists occupiers of every holding in Ireland and is free online through Ask About Ireland.</w:t>
+        <w:t xml:space="preserve">BRITISH LISTED BUILDINGS &amp; CANMORE SITE 60749.  </w:t>
+      </w:r>
+      <w:r>
+        <w:rPr>
+          <w:rFonts w:ascii="Georgia" w:cs="Georgia" w:eastAsia="Georgia" w:hAnsi="Georgia"/>
+          <w:sz w:val="22"/>
+          <w:szCs w:val="22"/>
+        </w:rPr>
+        <w:t xml:space="preserve">Craigcaffie Tower’s Category A listing and Scotland’s national monument record: the Bruce grant to John son of Neil, the Neilson descent, the 1570s date stones, the fosse, and the 1996 excavation report [5][8].</w:t>
       </w:r>
     </w:p>
     <w:p>
@@ -3678,15 +4980,15 @@
           <w:sz w:val="21"/>
           <w:szCs w:val="21"/>
         </w:rPr>
-        <w:t xml:space="preserve">AMERICA: THE DAR GENEALOGICAL RESEARCH SYSTEM.  </w:t>
-      </w:r>
-      <w:r>
-        <w:rPr>
-          <w:rFonts w:ascii="Georgia" w:cs="Georgia" w:eastAsia="Georgia" w:hAnsi="Georgia"/>
-          <w:sz w:val="22"/>
-          <w:szCs w:val="22"/>
-        </w:rPr>
-        <w:t xml:space="preserve">Free, and the fastest way to check a Revolutionary ancestor and see the proofs already accepted for him.</w:t>
+        <w:t xml:space="preserve">WODROW, ANALECTA, VOL. IV.  </w:t>
+      </w:r>
+      <w:r>
+        <w:rPr>
+          <w:rFonts w:ascii="Georgia" w:cs="Georgia" w:eastAsia="Georgia" w:hAnsi="Georgia"/>
+          <w:sz w:val="22"/>
+          <w:szCs w:val="22"/>
+        </w:rPr>
+        <w:t xml:space="preserve">The list of Wigtown men preserving the fullest early form of the name, Mackilhaffy, on which Black’s derivation rests. Print, with partial scans in research libraries [1].</w:t>
       </w:r>
     </w:p>
     <w:p>
@@ -3702,15 +5004,15 @@
           <w:sz w:val="21"/>
           <w:szCs w:val="21"/>
         </w:rPr>
-        <w:t xml:space="preserve">AMERICA: MAHAFFEY DESCENDANTS (1914).  </w:t>
-      </w:r>
-      <w:r>
-        <w:rPr>
-          <w:rFonts w:ascii="Georgia" w:cs="Georgia" w:eastAsia="Georgia" w:hAnsi="Georgia"/>
-          <w:sz w:val="22"/>
-          <w:szCs w:val="22"/>
-        </w:rPr>
-        <w:t xml:space="preserve">The family’s own published genealogy, free to read at the Internet Archive [18].</w:t>
+        <w:t xml:space="preserve">PARISH LISTS OF WIGTOWNSHIRE AND MINNIGAFF, 1684.  </w:t>
+      </w:r>
+      <w:r>
+        <w:rPr>
+          <w:rFonts w:ascii="Georgia" w:cs="Georgia" w:eastAsia="Georgia" w:hAnsi="Georgia"/>
+          <w:sz w:val="22"/>
+          <w:szCs w:val="22"/>
+        </w:rPr>
+        <w:t xml:space="preserve">Compiled by government order during the Killing Time; records McHaffine, McIlhaffie, Mahaffie, and Mahalfie. Published 1916; print and partial scans [1].</w:t>
       </w:r>
     </w:p>
     <w:p>
@@ -3726,15 +5028,15 @@
           <w:sz w:val="21"/>
           <w:szCs w:val="21"/>
         </w:rPr>
-        <w:t xml:space="preserve">THE CHARTER ITSELF.  </w:t>
-      </w:r>
-      <w:r>
-        <w:rPr>
-          <w:rFonts w:ascii="Georgia" w:cs="Georgia" w:eastAsia="Georgia" w:hAnsi="Georgia"/>
-          <w:sz w:val="22"/>
-          <w:szCs w:val="22"/>
-        </w:rPr>
-        <w:t xml:space="preserve">The Register of the Great Seal of Scotland, volume I, appendix II, number 616. In print in major research libraries; we found no free digital copy, and finding one would be a real service to this family.</w:t>
+        <w:t xml:space="preserve">ACCOUNTS OF THE LORD HIGH TREASURER OF SCOTLAND, VOL. VII.  </w:t>
+      </w:r>
+      <w:r>
+        <w:rPr>
+          <w:rFonts w:ascii="Georgia" w:cs="Georgia" w:eastAsia="Georgia" w:hAnsi="Georgia"/>
+          <w:sz w:val="22"/>
+          <w:szCs w:val="22"/>
+        </w:rPr>
+        <w:t xml:space="preserve">John McCaffe, king’s messenger, 1540: a named bearer of the name in crown service [1].</w:t>
       </w:r>
     </w:p>
     <w:p>
@@ -3750,15 +5052,15 @@
           <w:sz w:val="21"/>
           <w:szCs w:val="21"/>
         </w:rPr>
-        <w:t xml:space="preserve">Y-DNA.  </w:t>
-      </w:r>
-      <w:r>
-        <w:rPr>
-          <w:rFonts w:ascii="Georgia" w:cs="Georgia" w:eastAsia="Georgia" w:hAnsi="Georgia"/>
-          <w:sz w:val="22"/>
-          <w:szCs w:val="22"/>
-        </w:rPr>
-        <w:t xml:space="preserve">A Y-chromosome test with a surname project attached will place a male-line Mahaffey against other testers and against the M222 evidence discussed in chapter five. Results are shared with the project, so read the privacy terms first.</w:t>
+        <w:t xml:space="preserve">MOORE ET AL., AMERICAN JOURNAL OF HUMAN GENETICS 78 (2006).  </w:t>
+      </w:r>
+      <w:r>
+        <w:rPr>
+          <w:rFonts w:ascii="Georgia" w:cs="Georgia" w:eastAsia="Georgia" w:hAnsi="Georgia"/>
+          <w:sz w:val="22"/>
+          <w:szCs w:val="22"/>
+        </w:rPr>
+        <w:t xml:space="preserve">The Trinity College Dublin study connecting the M222 signature with the Uí Néill; free at PubMed Central, PMC1380239 [13].</w:t>
       </w:r>
     </w:p>
     <w:p>
@@ -3774,15 +5076,63 @@
           <w:sz w:val="21"/>
           <w:szCs w:val="21"/>
         </w:rPr>
-        <w:t xml:space="preserve">A WORD ON METHOD.  </w:t>
-      </w:r>
-      <w:r>
-        <w:rPr>
-          <w:rFonts w:ascii="Georgia" w:cs="Georgia" w:eastAsia="Georgia" w:hAnsi="Georgia"/>
-          <w:sz w:val="22"/>
-          <w:szCs w:val="22"/>
-        </w:rPr>
-        <w:t xml:space="preserve">Write down where every fact came from, at the moment you find it. Keep what is documented separate from what is remembered. When the two conflict, say so in the text rather than choosing quietly. That single habit is the difference between a family history and a family legend.</w:t>
+        <w:t xml:space="preserve">ALS ET AL., EUROPEAN JOURNAL OF HUMAN GENETICS 14 (2006).  </w:t>
+      </w:r>
+      <w:r>
+        <w:rPr>
+          <w:rFonts w:ascii="Georgia" w:cs="Georgia" w:eastAsia="Georgia" w:hAnsi="Georgia"/>
+          <w:sz w:val="22"/>
+          <w:szCs w:val="22"/>
+        </w:rPr>
+        <w:t xml:space="preserve">The peer-reviewed study of Faroese ancestry: Scandinavian fathers’ lines, Gaelic mothers’ lines [24].</w:t>
+      </w:r>
+    </w:p>
+    <w:p>
+      <w:pPr>
+        <w:spacing w:after="60" w:before="150"/>
+      </w:pPr>
+      <w:r>
+        <w:rPr>
+          <w:rFonts w:ascii="Georgia" w:cs="Georgia" w:eastAsia="Georgia" w:hAnsi="Georgia"/>
+          <w:b/>
+          <w:bCs/>
+          <w:color w:val="8F1D22"/>
+          <w:sz w:val="21"/>
+          <w:szCs w:val="21"/>
+        </w:rPr>
+        <w:t xml:space="preserve">MAHAFFEY DESCENDANTS (HARRISBURG, 1914).  </w:t>
+      </w:r>
+      <w:r>
+        <w:rPr>
+          <w:rFonts w:ascii="Georgia" w:cs="Georgia" w:eastAsia="Georgia" w:hAnsi="Georgia"/>
+          <w:sz w:val="22"/>
+          <w:szCs w:val="22"/>
+        </w:rPr>
+        <w:t xml:space="preserve">The family’s own published genealogy, 1600–1914: Ulster origins, Maryland and Pennsylvania settlement by 1753, frontier and Revolutionary generations. Free at the Internet Archive [18].</w:t>
+      </w:r>
+    </w:p>
+    <w:p>
+      <w:pPr>
+        <w:spacing w:after="60" w:before="150"/>
+      </w:pPr>
+      <w:r>
+        <w:rPr>
+          <w:rFonts w:ascii="Georgia" w:cs="Georgia" w:eastAsia="Georgia" w:hAnsi="Georgia"/>
+          <w:b/>
+          <w:bCs/>
+          <w:color w:val="8F1D22"/>
+          <w:sz w:val="21"/>
+          <w:szCs w:val="21"/>
+        </w:rPr>
+        <w:t xml:space="preserve">DAR GENEALOGICAL RESEARCH SYSTEM.  </w:t>
+      </w:r>
+      <w:r>
+        <w:rPr>
+          <w:rFonts w:ascii="Georgia" w:cs="Georgia" w:eastAsia="Georgia" w:hAnsi="Georgia"/>
+          <w:sz w:val="22"/>
+          <w:szCs w:val="22"/>
+        </w:rPr>
+        <w:t xml:space="preserve">The Daughters of the American Revolution’s free database for verifying individual Mahaffey patriots of the Revolution [19].</w:t>
       </w:r>
     </w:p>
     <w:p>
@@ -3801,25 +5151,25 @@
           <w:sz w:val="30"/>
           <w:szCs w:val="30"/>
         </w:rPr>
-        <w:t xml:space="preserve">Appendix: Visiting the Ground</w:t>
-      </w:r>
-    </w:p>
-    <w:p>
-      <w:pPr>
-        <w:spacing w:after="200" w:line="300"/>
-        <w:jc w:val="both"/>
-      </w:pPr>
-      <w:r>
-        <w:rPr>
-          <w:rFonts w:ascii="Georgia" w:cs="Georgia" w:eastAsia="Georgia" w:hAnsi="Georgia"/>
-          <w:b w:val="false"/>
-          <w:bCs w:val="false"/>
-          <w:i w:val="false"/>
-          <w:iCs w:val="false"/>
-          <w:sz w:val="23"/>
-          <w:szCs w:val="23"/>
-        </w:rPr>
-        <w:t xml:space="preserve">Everything in this book happened in a landscape you can still stand in. It is a small corner of Scotland and all of it can be seen in a day or two, from a base at Stranraer.</w:t>
+        <w:t xml:space="preserve">Appendix: The Name in All Its Spellings</w:t>
+      </w:r>
+    </w:p>
+    <w:p>
+      <w:pPr>
+        <w:spacing w:after="200" w:line="300"/>
+        <w:jc w:val="both"/>
+      </w:pPr>
+      <w:r>
+        <w:rPr>
+          <w:rFonts w:ascii="Georgia" w:cs="Georgia" w:eastAsia="Georgia" w:hAnsi="Georgia"/>
+          <w:b w:val="false"/>
+          <w:bCs w:val="false"/>
+          <w:i w:val="false"/>
+          <w:iCs w:val="false"/>
+          <w:sz w:val="23"/>
+          <w:szCs w:val="23"/>
+        </w:rPr>
+        <w:t xml:space="preserve">Before spelling was fixed, clerks wrote what they heard. Anyone searching old records for this family must search for all of these, because the name you are looking for will very often not be spelled the way you spell it. Every form below appears in a document cited in this book.</w:t>
       </w:r>
     </w:p>
     <w:p>
@@ -3835,15 +5185,15 @@
           <w:sz w:val="21"/>
           <w:szCs w:val="21"/>
         </w:rPr>
-        <w:t xml:space="preserve">CRAIGCAFFIE TOWER.  </w:t>
-      </w:r>
-      <w:r>
-        <w:rPr>
-          <w:rFonts w:ascii="Georgia" w:cs="Georgia" w:eastAsia="Georgia" w:hAnsi="Georgia"/>
-          <w:sz w:val="22"/>
-          <w:szCs w:val="22"/>
-        </w:rPr>
-        <w:t xml:space="preserve">Just off the A77 north of Stranraer, near Innermessan. The tower is a Category A listed building and a PRIVATE RESIDENCE, restored from a disused ruin in the 1980s [5]. It has been offered as self-catering holiday accommodation, sleeping six, which means a descendant can sleep inside the walls raised on the chapel lands. Availability changes, so search the usual holiday-letting sites by name rather than relying on any address printed here, and never approach the house uninvited. It is someone’s home.</w:t>
+        <w:t xml:space="preserve">THE FAMILY NAME.  </w:t>
+      </w:r>
+      <w:r>
+        <w:rPr>
+          <w:rFonts w:ascii="Georgia" w:cs="Georgia" w:eastAsia="Georgia" w:hAnsi="Georgia"/>
+          <w:sz w:val="22"/>
+          <w:szCs w:val="22"/>
+        </w:rPr>
+        <w:t xml:space="preserve">Mac Gille Chathbhaidh (the Gaelic original); Mackilhaffy; McIlhaffie; M’Ilhaffie; M’Haffie; MacHaffie; Machaffie; MacHaffy; McHaffie; McCaffe; MacCaffie; Mahaffie; Mahaffy; Mahaffey; Mehaffey; M’Hivey (probable, 1578).</w:t>
       </w:r>
     </w:p>
     <w:p>
@@ -3859,15 +5209,15 @@
           <w:sz w:val="21"/>
           <w:szCs w:val="21"/>
         </w:rPr>
-        <w:t xml:space="preserve">THE FELL OF CRAIGCAFFIE.  </w:t>
-      </w:r>
-      <w:r>
-        <w:rPr>
-          <w:rFonts w:ascii="Georgia" w:cs="Georgia" w:eastAsia="Georgia" w:hAnsi="Georgia"/>
-          <w:sz w:val="22"/>
-          <w:szCs w:val="22"/>
-        </w:rPr>
-        <w:t xml:space="preserve">The hill behind the tower, and the craig of the name itself, identified as such by the Glasgow place-name survey [35]. Visible from the road.</w:t>
+        <w:t xml:space="preserve">THE PLACE.  </w:t>
+      </w:r>
+      <w:r>
+        <w:rPr>
+          <w:rFonts w:ascii="Georgia" w:cs="Georgia" w:eastAsia="Georgia" w:hAnsi="Georgia"/>
+          <w:sz w:val="22"/>
+          <w:szCs w:val="22"/>
+        </w:rPr>
+        <w:t xml:space="preserve">Kellechaffe; Kellechaffy; Killichaffie (1329); Cragcaffy (1536); Karkophy (1654); Craigcoffie (1752); Craig Caffie; Craigcaffie (modern).</w:t>
       </w:r>
     </w:p>
     <w:p>
@@ -3883,15 +5233,15 @@
           <w:sz w:val="21"/>
           <w:szCs w:val="21"/>
         </w:rPr>
-        <w:t xml:space="preserve">LOCH RYAN AND INNERMESSAN.  </w:t>
-      </w:r>
-      <w:r>
-        <w:rPr>
-          <w:rFonts w:ascii="Georgia" w:cs="Georgia" w:eastAsia="Georgia" w:hAnsi="Georgia"/>
-          <w:sz w:val="22"/>
-          <w:szCs w:val="22"/>
-        </w:rPr>
-        <w:t xml:space="preserve">The sea loch is the Rerigonius Sinus of Ptolemy, and Innermessan, a mile from the tower, is the leading candidate for Rerigonium, the royal place of the Novantae [29][31]. Stand on the shore and you are looking at the water our people watched for two thousand years.</w:t>
+        <w:t xml:space="preserve">THE SAINT.  </w:t>
+      </w:r>
+      <w:r>
+        <w:rPr>
+          <w:rFonts w:ascii="Georgia" w:cs="Georgia" w:eastAsia="Georgia" w:hAnsi="Georgia"/>
+          <w:sz w:val="22"/>
+          <w:szCs w:val="22"/>
+        </w:rPr>
+        <w:t xml:space="preserve">Cathbad; Cathbhadh; Cathfaidh; Cathub; Cathur; Cathubius (latinized); and, in Colgan’s suggested identification, Fothrath.</w:t>
       </w:r>
     </w:p>
     <w:p>
@@ -3907,87 +5257,15 @@
           <w:sz w:val="21"/>
           <w:szCs w:val="21"/>
         </w:rPr>
-        <w:t xml:space="preserve">STRANRAER AND THE RHINS.  </w:t>
-      </w:r>
-      <w:r>
-        <w:rPr>
-          <w:rFonts w:ascii="Georgia" w:cs="Georgia" w:eastAsia="Georgia" w:hAnsi="Georgia"/>
-          <w:sz w:val="22"/>
-          <w:szCs w:val="22"/>
-        </w:rPr>
-        <w:t xml:space="preserve">The town at the head of the loch; the peninsula beyond it is the Novantarum Cheronesus, still called the Rhins.</w:t>
-      </w:r>
-    </w:p>
-    <w:p>
-      <w:pPr>
-        <w:spacing w:after="60" w:before="150"/>
-      </w:pPr>
-      <w:r>
-        <w:rPr>
-          <w:rFonts w:ascii="Georgia" w:cs="Georgia" w:eastAsia="Georgia" w:hAnsi="Georgia"/>
-          <w:b/>
-          <w:bCs/>
-          <w:color w:val="8F1D22"/>
-          <w:sz w:val="21"/>
-          <w:szCs w:val="21"/>
-        </w:rPr>
-        <w:t xml:space="preserve">WHITHORN.  </w:t>
-      </w:r>
-      <w:r>
-        <w:rPr>
-          <w:rFonts w:ascii="Georgia" w:cs="Georgia" w:eastAsia="Georgia" w:hAnsi="Georgia"/>
-          <w:sz w:val="22"/>
-          <w:szCs w:val="22"/>
-        </w:rPr>
-        <w:t xml:space="preserve">Forty minutes southeast. Ninian’s Candida Casa, the earliest Christian foundation in Scotland, with the Latinus Stone in the museum [33]. This is the church that made the whole religious world our name comes from.</w:t>
-      </w:r>
-    </w:p>
-    <w:p>
-      <w:pPr>
-        <w:spacing w:after="60" w:before="150"/>
-      </w:pPr>
-      <w:r>
-        <w:rPr>
-          <w:rFonts w:ascii="Georgia" w:cs="Georgia" w:eastAsia="Georgia" w:hAnsi="Georgia"/>
-          <w:b/>
-          <w:bCs/>
-          <w:color w:val="8F1D22"/>
-          <w:sz w:val="21"/>
-          <w:szCs w:val="21"/>
-        </w:rPr>
-        <w:t xml:space="preserve">WIGTOWN.  </w:t>
-      </w:r>
-      <w:r>
-        <w:rPr>
-          <w:rFonts w:ascii="Georgia" w:cs="Georgia" w:eastAsia="Georgia" w:hAnsi="Georgia"/>
-          <w:sz w:val="22"/>
-          <w:szCs w:val="22"/>
-        </w:rPr>
-        <w:t xml:space="preserve">The county town, now Scotland’s National Book Town, where the 1684 parish lists that record our name were compiled, and where the Covenanter martyrs are memorialized [1].</w:t>
-      </w:r>
-    </w:p>
-    <w:p>
-      <w:pPr>
-        <w:spacing w:after="60" w:before="150"/>
-      </w:pPr>
-      <w:r>
-        <w:rPr>
-          <w:rFonts w:ascii="Georgia" w:cs="Georgia" w:eastAsia="Georgia" w:hAnsi="Georgia"/>
-          <w:b/>
-          <w:bCs/>
-          <w:color w:val="8F1D22"/>
-          <w:sz w:val="21"/>
-          <w:szCs w:val="21"/>
-        </w:rPr>
-        <w:t xml:space="preserve">FURTHER AFIELD.  </w:t>
-      </w:r>
-      <w:r>
-        <w:rPr>
-          <w:rFonts w:ascii="Georgia" w:cs="Georgia" w:eastAsia="Georgia" w:hAnsi="Georgia"/>
-          <w:sz w:val="22"/>
-          <w:szCs w:val="22"/>
-        </w:rPr>
-        <w:t xml:space="preserve">Turnberry in Carrick, seat of the earls, an hour north; Dunragit, seven miles east, where the Mesolithic house and the Neolithic complex were excavated [30]; and, twenty-one miles across the water, the Antrim coast.</w:t>
+        <w:t xml:space="preserve">A CAUTION.  </w:t>
+      </w:r>
+      <w:r>
+        <w:rPr>
+          <w:rFonts w:ascii="Georgia" w:cs="Georgia" w:eastAsia="Georgia" w:hAnsi="Georgia"/>
+          <w:sz w:val="22"/>
+          <w:szCs w:val="22"/>
+        </w:rPr>
+        <w:t xml:space="preserve">Macfie, MacDuffie, MacPhee and Mac Dhuibhshíthe are NOT forms of this name, whatever the search engines tell you. They belong to the Colonsay clan of separate origin; see the side note in chapter one.</w:t>
       </w:r>
     </w:p>
     <w:p>
@@ -4006,6 +5284,488 @@
           <w:sz w:val="30"/>
           <w:szCs w:val="30"/>
         </w:rPr>
+        <w:t xml:space="preserve">Appendix: How to Continue This Research</w:t>
+      </w:r>
+    </w:p>
+    <w:p>
+      <w:pPr>
+        <w:spacing w:after="200" w:line="300"/>
+        <w:jc w:val="both"/>
+      </w:pPr>
+      <w:r>
+        <w:rPr>
+          <w:rFonts w:ascii="Georgia" w:cs="Georgia" w:eastAsia="Georgia" w:hAnsi="Georgia"/>
+          <w:b w:val="false"/>
+          <w:bCs w:val="false"/>
+          <w:i w:val="false"/>
+          <w:iCs w:val="false"/>
+          <w:sz w:val="23"/>
+          <w:szCs w:val="23"/>
+        </w:rPr>
+        <w:t xml:space="preserve">This book is a beginning, not a conclusion. What follows is the road map: the actual archives where a descendant can pick up the trail, roughly in the order the family traveled. Several are free. None require a professional.</w:t>
+      </w:r>
+    </w:p>
+    <w:p>
+      <w:pPr>
+        <w:spacing w:after="60" w:before="150"/>
+      </w:pPr>
+      <w:r>
+        <w:rPr>
+          <w:rFonts w:ascii="Georgia" w:cs="Georgia" w:eastAsia="Georgia" w:hAnsi="Georgia"/>
+          <w:b/>
+          <w:bCs/>
+          <w:color w:val="8F1D22"/>
+          <w:sz w:val="21"/>
+          <w:szCs w:val="21"/>
+        </w:rPr>
+        <w:t xml:space="preserve">SCOTLAND: SCOTLANDSPEOPLE.  </w:t>
+      </w:r>
+      <w:r>
+        <w:rPr>
+          <w:rFonts w:ascii="Georgia" w:cs="Georgia" w:eastAsia="Georgia" w:hAnsi="Georgia"/>
+          <w:sz w:val="22"/>
+          <w:szCs w:val="22"/>
+        </w:rPr>
+        <w:t xml:space="preserve">The National Records of Scotland’s official site: statutory birth, marriage and death registers from 1855, old parish registers before that, censuses, wills and testaments. Searching indexes is free; viewing images is pay-per-view. This is where Wigtownshire McHaffies are found.</w:t>
+      </w:r>
+    </w:p>
+    <w:p>
+      <w:pPr>
+        <w:spacing w:after="60" w:before="150"/>
+      </w:pPr>
+      <w:r>
+        <w:rPr>
+          <w:rFonts w:ascii="Georgia" w:cs="Georgia" w:eastAsia="Georgia" w:hAnsi="Georgia"/>
+          <w:b/>
+          <w:bCs/>
+          <w:color w:val="8F1D22"/>
+          <w:sz w:val="21"/>
+          <w:szCs w:val="21"/>
+        </w:rPr>
+        <w:t xml:space="preserve">SCOTLAND: CANMORE AND TROVE.  </w:t>
+      </w:r>
+      <w:r>
+        <w:rPr>
+          <w:rFonts w:ascii="Georgia" w:cs="Georgia" w:eastAsia="Georgia" w:hAnsi="Georgia"/>
+          <w:sz w:val="22"/>
+          <w:szCs w:val="22"/>
+        </w:rPr>
+        <w:t xml:space="preserve">The national record of the historic environment. Site 60749 is Craigcaffie Tower; Innermessan has its own record. Free.</w:t>
+      </w:r>
+    </w:p>
+    <w:p>
+      <w:pPr>
+        <w:spacing w:after="60" w:before="150"/>
+      </w:pPr>
+      <w:r>
+        <w:rPr>
+          <w:rFonts w:ascii="Georgia" w:cs="Georgia" w:eastAsia="Georgia" w:hAnsi="Georgia"/>
+          <w:b/>
+          <w:bCs/>
+          <w:color w:val="8F1D22"/>
+          <w:sz w:val="21"/>
+          <w:szCs w:val="21"/>
+        </w:rPr>
+        <w:t xml:space="preserve">SCOTLAND: SAINTS IN SCOTTISH PLACE-NAMES.  </w:t>
+      </w:r>
+      <w:r>
+        <w:rPr>
+          <w:rFonts w:ascii="Georgia" w:cs="Georgia" w:eastAsia="Georgia" w:hAnsi="Georgia"/>
+          <w:sz w:val="22"/>
+          <w:szCs w:val="22"/>
+        </w:rPr>
+        <w:t xml:space="preserve">The University of Glasgow survey. Search "caffie" and the record for the lands appears, with its dated spellings. Free [35].</w:t>
+      </w:r>
+    </w:p>
+    <w:p>
+      <w:pPr>
+        <w:spacing w:after="60" w:before="150"/>
+      </w:pPr>
+      <w:r>
+        <w:rPr>
+          <w:rFonts w:ascii="Georgia" w:cs="Georgia" w:eastAsia="Georgia" w:hAnsi="Georgia"/>
+          <w:b/>
+          <w:bCs/>
+          <w:color w:val="8F1D22"/>
+          <w:sz w:val="21"/>
+          <w:szCs w:val="21"/>
+        </w:rPr>
+        <w:t xml:space="preserve">ULSTER: PRONI.  </w:t>
+      </w:r>
+      <w:r>
+        <w:rPr>
+          <w:rFonts w:ascii="Georgia" w:cs="Georgia" w:eastAsia="Georgia" w:hAnsi="Georgia"/>
+          <w:sz w:val="22"/>
+          <w:szCs w:val="22"/>
+        </w:rPr>
+        <w:t xml:space="preserve">The Public Record Office of Northern Ireland, for church registers, valuation records, wills and estate papers. Substantial free online resources.</w:t>
+      </w:r>
+    </w:p>
+    <w:p>
+      <w:pPr>
+        <w:spacing w:after="60" w:before="150"/>
+      </w:pPr>
+      <w:r>
+        <w:rPr>
+          <w:rFonts w:ascii="Georgia" w:cs="Georgia" w:eastAsia="Georgia" w:hAnsi="Georgia"/>
+          <w:b/>
+          <w:bCs/>
+          <w:color w:val="8F1D22"/>
+          <w:sz w:val="21"/>
+          <w:szCs w:val="21"/>
+        </w:rPr>
+        <w:t xml:space="preserve">ULSTER: THE HEARTH MONEY ROLLS AND GRIFFITH’S VALUATION.  </w:t>
+      </w:r>
+      <w:r>
+        <w:rPr>
+          <w:rFonts w:ascii="Georgia" w:cs="Georgia" w:eastAsia="Georgia" w:hAnsi="Georgia"/>
+          <w:sz w:val="22"/>
+          <w:szCs w:val="22"/>
+        </w:rPr>
+        <w:t xml:space="preserve">The 1660s hearth rolls are where MacHaffy first appears in Ireland, in County Armagh [34]. Griffith’s Valuation of the mid-1800s lists occupiers of every holding in Ireland and is free online through Ask About Ireland.</w:t>
+      </w:r>
+    </w:p>
+    <w:p>
+      <w:pPr>
+        <w:spacing w:after="60" w:before="150"/>
+      </w:pPr>
+      <w:r>
+        <w:rPr>
+          <w:rFonts w:ascii="Georgia" w:cs="Georgia" w:eastAsia="Georgia" w:hAnsi="Georgia"/>
+          <w:b/>
+          <w:bCs/>
+          <w:color w:val="8F1D22"/>
+          <w:sz w:val="21"/>
+          <w:szCs w:val="21"/>
+        </w:rPr>
+        <w:t xml:space="preserve">AMERICA: THE DAR GENEALOGICAL RESEARCH SYSTEM.  </w:t>
+      </w:r>
+      <w:r>
+        <w:rPr>
+          <w:rFonts w:ascii="Georgia" w:cs="Georgia" w:eastAsia="Georgia" w:hAnsi="Georgia"/>
+          <w:sz w:val="22"/>
+          <w:szCs w:val="22"/>
+        </w:rPr>
+        <w:t xml:space="preserve">Free, and the fastest way to check a Revolutionary ancestor and see the proofs already accepted for him.</w:t>
+      </w:r>
+    </w:p>
+    <w:p>
+      <w:pPr>
+        <w:spacing w:after="60" w:before="150"/>
+      </w:pPr>
+      <w:r>
+        <w:rPr>
+          <w:rFonts w:ascii="Georgia" w:cs="Georgia" w:eastAsia="Georgia" w:hAnsi="Georgia"/>
+          <w:b/>
+          <w:bCs/>
+          <w:color w:val="8F1D22"/>
+          <w:sz w:val="21"/>
+          <w:szCs w:val="21"/>
+        </w:rPr>
+        <w:t xml:space="preserve">AMERICA: MAHAFFEY DESCENDANTS (1914).  </w:t>
+      </w:r>
+      <w:r>
+        <w:rPr>
+          <w:rFonts w:ascii="Georgia" w:cs="Georgia" w:eastAsia="Georgia" w:hAnsi="Georgia"/>
+          <w:sz w:val="22"/>
+          <w:szCs w:val="22"/>
+        </w:rPr>
+        <w:t xml:space="preserve">The family’s own published genealogy, free to read at the Internet Archive [18].</w:t>
+      </w:r>
+    </w:p>
+    <w:p>
+      <w:pPr>
+        <w:spacing w:after="60" w:before="150"/>
+      </w:pPr>
+      <w:r>
+        <w:rPr>
+          <w:rFonts w:ascii="Georgia" w:cs="Georgia" w:eastAsia="Georgia" w:hAnsi="Georgia"/>
+          <w:b/>
+          <w:bCs/>
+          <w:color w:val="8F1D22"/>
+          <w:sz w:val="21"/>
+          <w:szCs w:val="21"/>
+        </w:rPr>
+        <w:t xml:space="preserve">THE CHARTER ITSELF.  </w:t>
+      </w:r>
+      <w:r>
+        <w:rPr>
+          <w:rFonts w:ascii="Georgia" w:cs="Georgia" w:eastAsia="Georgia" w:hAnsi="Georgia"/>
+          <w:sz w:val="22"/>
+          <w:szCs w:val="22"/>
+        </w:rPr>
+        <w:t xml:space="preserve">The Register of the Great Seal of Scotland, volume I, appendix II, number 616. In print in major research libraries; we found no free digital copy, and finding one would be a real service to this family.</w:t>
+      </w:r>
+    </w:p>
+    <w:p>
+      <w:pPr>
+        <w:spacing w:after="60" w:before="150"/>
+      </w:pPr>
+      <w:r>
+        <w:rPr>
+          <w:rFonts w:ascii="Georgia" w:cs="Georgia" w:eastAsia="Georgia" w:hAnsi="Georgia"/>
+          <w:b/>
+          <w:bCs/>
+          <w:color w:val="8F1D22"/>
+          <w:sz w:val="21"/>
+          <w:szCs w:val="21"/>
+        </w:rPr>
+        <w:t xml:space="preserve">Y-DNA.  </w:t>
+      </w:r>
+      <w:r>
+        <w:rPr>
+          <w:rFonts w:ascii="Georgia" w:cs="Georgia" w:eastAsia="Georgia" w:hAnsi="Georgia"/>
+          <w:sz w:val="22"/>
+          <w:szCs w:val="22"/>
+        </w:rPr>
+        <w:t xml:space="preserve">A Y-chromosome test with a surname project attached will place a male-line Mahaffey against other testers and against the M222 evidence discussed in chapter five. Results are shared with the project, so read the privacy terms first.</w:t>
+      </w:r>
+    </w:p>
+    <w:p>
+      <w:pPr>
+        <w:spacing w:after="60" w:before="150"/>
+      </w:pPr>
+      <w:r>
+        <w:rPr>
+          <w:rFonts w:ascii="Georgia" w:cs="Georgia" w:eastAsia="Georgia" w:hAnsi="Georgia"/>
+          <w:b/>
+          <w:bCs/>
+          <w:color w:val="8F1D22"/>
+          <w:sz w:val="21"/>
+          <w:szCs w:val="21"/>
+        </w:rPr>
+        <w:t xml:space="preserve">A WORD ON METHOD.  </w:t>
+      </w:r>
+      <w:r>
+        <w:rPr>
+          <w:rFonts w:ascii="Georgia" w:cs="Georgia" w:eastAsia="Georgia" w:hAnsi="Georgia"/>
+          <w:sz w:val="22"/>
+          <w:szCs w:val="22"/>
+        </w:rPr>
+        <w:t xml:space="preserve">Write down where every fact came from, at the moment you find it. Keep what is documented separate from what is remembered. When the two conflict, say so in the text rather than choosing quietly. That single habit is the difference between a family history and a family legend.</w:t>
+      </w:r>
+    </w:p>
+    <w:p>
+      <w:pPr>
+        <w:pBdr>
+          <w:bottom w:val="single" w:color="9A7B4F" w:sz="6" w:space="6"/>
+        </w:pBdr>
+        <w:spacing w:after="220" w:before="420"/>
+      </w:pPr>
+      <w:r>
+        <w:rPr>
+          <w:rFonts w:ascii="Georgia" w:cs="Georgia" w:eastAsia="Georgia" w:hAnsi="Georgia"/>
+          <w:b/>
+          <w:bCs/>
+          <w:color w:val="1F3A5F"/>
+          <w:sz w:val="30"/>
+          <w:szCs w:val="30"/>
+        </w:rPr>
+        <w:t xml:space="preserve">Appendix: Visiting the Ground</w:t>
+      </w:r>
+    </w:p>
+    <w:p>
+      <w:pPr>
+        <w:spacing w:after="200" w:line="300"/>
+        <w:jc w:val="both"/>
+      </w:pPr>
+      <w:r>
+        <w:rPr>
+          <w:rFonts w:ascii="Georgia" w:cs="Georgia" w:eastAsia="Georgia" w:hAnsi="Georgia"/>
+          <w:b w:val="false"/>
+          <w:bCs w:val="false"/>
+          <w:i w:val="false"/>
+          <w:iCs w:val="false"/>
+          <w:sz w:val="23"/>
+          <w:szCs w:val="23"/>
+        </w:rPr>
+        <w:t xml:space="preserve">Everything in this book happened in a landscape you can still stand in. It is a small corner of Scotland and all of it can be seen in a day or two, from a base at Stranraer.</w:t>
+      </w:r>
+    </w:p>
+    <w:p>
+      <w:pPr>
+        <w:spacing w:after="60" w:before="150"/>
+      </w:pPr>
+      <w:r>
+        <w:rPr>
+          <w:rFonts w:ascii="Georgia" w:cs="Georgia" w:eastAsia="Georgia" w:hAnsi="Georgia"/>
+          <w:b/>
+          <w:bCs/>
+          <w:color w:val="8F1D22"/>
+          <w:sz w:val="21"/>
+          <w:szCs w:val="21"/>
+        </w:rPr>
+        <w:t xml:space="preserve">CRAIGCAFFIE TOWER.  </w:t>
+      </w:r>
+      <w:r>
+        <w:rPr>
+          <w:rFonts w:ascii="Georgia" w:cs="Georgia" w:eastAsia="Georgia" w:hAnsi="Georgia"/>
+          <w:sz w:val="22"/>
+          <w:szCs w:val="22"/>
+        </w:rPr>
+        <w:t xml:space="preserve">Just off the A77 north of Stranraer, near Innermessan. The tower is a Category A listed building and a PRIVATE RESIDENCE, restored from a disused ruin in the 1980s [5]. It has been offered as self-catering holiday accommodation, sleeping six, which means a descendant can sleep inside the walls raised on the chapel lands. Availability changes, so search the usual holiday-letting sites by name rather than relying on any address printed here, and never approach the house uninvited. It is someone’s home.</w:t>
+      </w:r>
+    </w:p>
+    <w:p>
+      <w:pPr>
+        <w:spacing w:after="60" w:before="150"/>
+      </w:pPr>
+      <w:r>
+        <w:rPr>
+          <w:rFonts w:ascii="Georgia" w:cs="Georgia" w:eastAsia="Georgia" w:hAnsi="Georgia"/>
+          <w:b/>
+          <w:bCs/>
+          <w:color w:val="8F1D22"/>
+          <w:sz w:val="21"/>
+          <w:szCs w:val="21"/>
+        </w:rPr>
+        <w:t xml:space="preserve">THE FELL OF CRAIGCAFFIE.  </w:t>
+      </w:r>
+      <w:r>
+        <w:rPr>
+          <w:rFonts w:ascii="Georgia" w:cs="Georgia" w:eastAsia="Georgia" w:hAnsi="Georgia"/>
+          <w:sz w:val="22"/>
+          <w:szCs w:val="22"/>
+        </w:rPr>
+        <w:t xml:space="preserve">The hill behind the tower, and the craig of the name itself, identified as such by the Glasgow place-name survey [35]. Visible from the road.</w:t>
+      </w:r>
+    </w:p>
+    <w:p>
+      <w:pPr>
+        <w:spacing w:after="60" w:before="150"/>
+      </w:pPr>
+      <w:r>
+        <w:rPr>
+          <w:rFonts w:ascii="Georgia" w:cs="Georgia" w:eastAsia="Georgia" w:hAnsi="Georgia"/>
+          <w:b/>
+          <w:bCs/>
+          <w:color w:val="8F1D22"/>
+          <w:sz w:val="21"/>
+          <w:szCs w:val="21"/>
+        </w:rPr>
+        <w:t xml:space="preserve">LOCH RYAN AND INNERMESSAN.  </w:t>
+      </w:r>
+      <w:r>
+        <w:rPr>
+          <w:rFonts w:ascii="Georgia" w:cs="Georgia" w:eastAsia="Georgia" w:hAnsi="Georgia"/>
+          <w:sz w:val="22"/>
+          <w:szCs w:val="22"/>
+        </w:rPr>
+        <w:t xml:space="preserve">The sea loch is the Rerigonius Sinus of Ptolemy, and Innermessan, a mile from the tower, is the leading candidate for Rerigonium, the royal place of the Novantae [29][31]. Stand on the shore and you are looking at the water our people watched for two thousand years.</w:t>
+      </w:r>
+    </w:p>
+    <w:p>
+      <w:pPr>
+        <w:spacing w:after="60" w:before="150"/>
+      </w:pPr>
+      <w:r>
+        <w:rPr>
+          <w:rFonts w:ascii="Georgia" w:cs="Georgia" w:eastAsia="Georgia" w:hAnsi="Georgia"/>
+          <w:b/>
+          <w:bCs/>
+          <w:color w:val="8F1D22"/>
+          <w:sz w:val="21"/>
+          <w:szCs w:val="21"/>
+        </w:rPr>
+        <w:t xml:space="preserve">STRANRAER AND THE RHINS.  </w:t>
+      </w:r>
+      <w:r>
+        <w:rPr>
+          <w:rFonts w:ascii="Georgia" w:cs="Georgia" w:eastAsia="Georgia" w:hAnsi="Georgia"/>
+          <w:sz w:val="22"/>
+          <w:szCs w:val="22"/>
+        </w:rPr>
+        <w:t xml:space="preserve">The town at the head of the loch; the peninsula beyond it is the Novantarum Cheronesus, still called the Rhins.</w:t>
+      </w:r>
+    </w:p>
+    <w:p>
+      <w:pPr>
+        <w:spacing w:after="60" w:before="150"/>
+      </w:pPr>
+      <w:r>
+        <w:rPr>
+          <w:rFonts w:ascii="Georgia" w:cs="Georgia" w:eastAsia="Georgia" w:hAnsi="Georgia"/>
+          <w:b/>
+          <w:bCs/>
+          <w:color w:val="8F1D22"/>
+          <w:sz w:val="21"/>
+          <w:szCs w:val="21"/>
+        </w:rPr>
+        <w:t xml:space="preserve">WHITHORN.  </w:t>
+      </w:r>
+      <w:r>
+        <w:rPr>
+          <w:rFonts w:ascii="Georgia" w:cs="Georgia" w:eastAsia="Georgia" w:hAnsi="Georgia"/>
+          <w:sz w:val="22"/>
+          <w:szCs w:val="22"/>
+        </w:rPr>
+        <w:t xml:space="preserve">Forty minutes southeast. Ninian’s Candida Casa, the earliest Christian foundation in Scotland, with the Latinus Stone in the museum [33]. This is the church that made the whole religious world our name comes from.</w:t>
+      </w:r>
+    </w:p>
+    <w:p>
+      <w:pPr>
+        <w:spacing w:after="60" w:before="150"/>
+      </w:pPr>
+      <w:r>
+        <w:rPr>
+          <w:rFonts w:ascii="Georgia" w:cs="Georgia" w:eastAsia="Georgia" w:hAnsi="Georgia"/>
+          <w:b/>
+          <w:bCs/>
+          <w:color w:val="8F1D22"/>
+          <w:sz w:val="21"/>
+          <w:szCs w:val="21"/>
+        </w:rPr>
+        <w:t xml:space="preserve">WIGTOWN.  </w:t>
+      </w:r>
+      <w:r>
+        <w:rPr>
+          <w:rFonts w:ascii="Georgia" w:cs="Georgia" w:eastAsia="Georgia" w:hAnsi="Georgia"/>
+          <w:sz w:val="22"/>
+          <w:szCs w:val="22"/>
+        </w:rPr>
+        <w:t xml:space="preserve">The county town, now Scotland’s National Book Town, where the 1684 parish lists that record our name were compiled, and where the Covenanter martyrs are memorialized [1].</w:t>
+      </w:r>
+    </w:p>
+    <w:p>
+      <w:pPr>
+        <w:spacing w:after="60" w:before="150"/>
+      </w:pPr>
+      <w:r>
+        <w:rPr>
+          <w:rFonts w:ascii="Georgia" w:cs="Georgia" w:eastAsia="Georgia" w:hAnsi="Georgia"/>
+          <w:b/>
+          <w:bCs/>
+          <w:color w:val="8F1D22"/>
+          <w:sz w:val="21"/>
+          <w:szCs w:val="21"/>
+        </w:rPr>
+        <w:t xml:space="preserve">FURTHER AFIELD.  </w:t>
+      </w:r>
+      <w:r>
+        <w:rPr>
+          <w:rFonts w:ascii="Georgia" w:cs="Georgia" w:eastAsia="Georgia" w:hAnsi="Georgia"/>
+          <w:sz w:val="22"/>
+          <w:szCs w:val="22"/>
+        </w:rPr>
+        <w:t xml:space="preserve">Turnberry in Carrick, seat of the earls, an hour north; Dunragit, seven miles east, where the Mesolithic house and the Neolithic complex were excavated [30]; and, twenty-one miles across the water, the Antrim coast.</w:t>
+      </w:r>
+    </w:p>
+    <w:p>
+      <w:pPr>
+        <w:pBdr>
+          <w:bottom w:val="single" w:color="9A7B4F" w:sz="6" w:space="6"/>
+        </w:pBdr>
+        <w:spacing w:after="220" w:before="420"/>
+      </w:pPr>
+      <w:r>
+        <w:rPr>
+          <w:rFonts w:ascii="Georgia" w:cs="Georgia" w:eastAsia="Georgia" w:hAnsi="Georgia"/>
+          <w:b/>
+          <w:bCs/>
+          <w:color w:val="1F3A5F"/>
+          <w:sz w:val="30"/>
+          <w:szCs w:val="30"/>
+        </w:rPr>
         <w:t xml:space="preserve">Sources</w:t>
       </w:r>
     </w:p>
@@ -4029,7 +5789,7 @@
         </w:rPr>
         <w:t xml:space="preserve"> </w:t>
       </w:r>
-      <w:hyperlink w:history="1" r:id="rIdsnl6nl6ihezdx3gvs7u_8">
+      <w:hyperlink w:history="1" r:id="rIdechzyt7qj1eqotboy_f98">
         <w:r>
           <w:rPr>
             <w:rStyle w:val="Hyperlink"/>
@@ -4061,7 +5821,7 @@
         </w:rPr>
         <w:t xml:space="preserve"> </w:t>
       </w:r>
-      <w:hyperlink w:history="1" r:id="rIdj3rfhujnitpleon_a8kcs">
+      <w:hyperlink w:history="1" r:id="rIdjjdlqvbl5-oo9donxkcw7">
         <w:r>
           <w:rPr>
             <w:rStyle w:val="Hyperlink"/>
@@ -4093,7 +5853,7 @@
         </w:rPr>
         <w:t xml:space="preserve"> </w:t>
       </w:r>
-      <w:hyperlink w:history="1" r:id="rIdojrgssb41w_zdcwhk7kgf">
+      <w:hyperlink w:history="1" r:id="rIdzc0vcsppbclkekrbc3pcy">
         <w:r>
           <w:rPr>
             <w:rStyle w:val="Hyperlink"/>
@@ -4125,7 +5885,7 @@
         </w:rPr>
         <w:t xml:space="preserve"> </w:t>
       </w:r>
-      <w:hyperlink w:history="1" r:id="rIdxcwq0xio2qwpt6fn6hsua">
+      <w:hyperlink w:history="1" r:id="rIdzy5mb7zgxjjewh1_wjj5d">
         <w:r>
           <w:rPr>
             <w:rStyle w:val="Hyperlink"/>
@@ -4157,7 +5917,7 @@
         </w:rPr>
         <w:t xml:space="preserve"> </w:t>
       </w:r>
-      <w:hyperlink w:history="1" r:id="rIdkqkicajhcalwzqfeaxcu7">
+      <w:hyperlink w:history="1" r:id="rIdxf_enxlnkvak_ynpfmpqa">
         <w:r>
           <w:rPr>
             <w:rStyle w:val="Hyperlink"/>
@@ -4189,7 +5949,7 @@
         </w:rPr>
         <w:t xml:space="preserve"> </w:t>
       </w:r>
-      <w:hyperlink w:history="1" r:id="rIdjkt73sbbdozqeseu5velm">
+      <w:hyperlink w:history="1" r:id="rIddntsmviabsii06h0eyfd3">
         <w:r>
           <w:rPr>
             <w:rStyle w:val="Hyperlink"/>
@@ -4221,7 +5981,7 @@
         </w:rPr>
         <w:t xml:space="preserve"> </w:t>
       </w:r>
-      <w:hyperlink w:history="1" r:id="rIdnxb4almdqu2mhy1cebjhl">
+      <w:hyperlink w:history="1" r:id="rIdqoi0vamqeg2iuvw_oro1h">
         <w:r>
           <w:rPr>
             <w:rStyle w:val="Hyperlink"/>
@@ -4253,7 +6013,7 @@
         </w:rPr>
         <w:t xml:space="preserve"> </w:t>
       </w:r>
-      <w:hyperlink w:history="1" r:id="rId7ltpxidwoxfrk98zuuwuu">
+      <w:hyperlink w:history="1" r:id="rIdn08qgryljws6s8crrmg6x">
         <w:r>
           <w:rPr>
             <w:rStyle w:val="Hyperlink"/>
@@ -4285,7 +6045,7 @@
         </w:rPr>
         <w:t xml:space="preserve"> </w:t>
       </w:r>
-      <w:hyperlink w:history="1" r:id="rIdgvyv8avqbjomcucauhvv5">
+      <w:hyperlink w:history="1" r:id="rIdn9ls3nuycjcnsiarlmhgs">
         <w:r>
           <w:rPr>
             <w:rStyle w:val="Hyperlink"/>
@@ -4317,7 +6077,7 @@
         </w:rPr>
         <w:t xml:space="preserve"> </w:t>
       </w:r>
-      <w:hyperlink w:history="1" r:id="rIdqtrygqtyddfqrte1hi2v2">
+      <w:hyperlink w:history="1" r:id="rIdxanzaofssofljuhmfdbpe">
         <w:r>
           <w:rPr>
             <w:rStyle w:val="Hyperlink"/>
@@ -4349,7 +6109,7 @@
         </w:rPr>
         <w:t xml:space="preserve"> </w:t>
       </w:r>
-      <w:hyperlink w:history="1" r:id="rIdzjepim5db1fi45gyf33zy">
+      <w:hyperlink w:history="1" r:id="rIdazi8tq7fuzrf8vxirrorv">
         <w:r>
           <w:rPr>
             <w:rStyle w:val="Hyperlink"/>
@@ -4381,7 +6141,7 @@
         </w:rPr>
         <w:t xml:space="preserve"> </w:t>
       </w:r>
-      <w:hyperlink w:history="1" r:id="rIddih3xs6_ss4vbmuvhiwnf">
+      <w:hyperlink w:history="1" r:id="rIdnuabh3ugohtrapbzcmics">
         <w:r>
           <w:rPr>
             <w:rStyle w:val="Hyperlink"/>
@@ -4426,7 +6186,7 @@
         </w:rPr>
         <w:t xml:space="preserve"> </w:t>
       </w:r>
-      <w:hyperlink w:history="1" r:id="rIdfhd9duchy9uoteg7hccpv">
+      <w:hyperlink w:history="1" r:id="rIdztcixxe2djjwimt-bc0iz">
         <w:r>
           <w:rPr>
             <w:rStyle w:val="Hyperlink"/>
@@ -4458,7 +6218,7 @@
         </w:rPr>
         <w:t xml:space="preserve"> </w:t>
       </w:r>
-      <w:hyperlink w:history="1" r:id="rIdos-zrekfahv8fgefna_tq">
+      <w:hyperlink w:history="1" r:id="rIdpjinguboaqboudnc6uncl">
         <w:r>
           <w:rPr>
             <w:rStyle w:val="Hyperlink"/>
@@ -4490,7 +6250,7 @@
         </w:rPr>
         <w:t xml:space="preserve"> </w:t>
       </w:r>
-      <w:hyperlink w:history="1" r:id="rIde-hg8bnezecfcpv0nemnd">
+      <w:hyperlink w:history="1" r:id="rIduebflvzylymtdpbpwtqd0">
         <w:r>
           <w:rPr>
             <w:rStyle w:val="Hyperlink"/>
@@ -4522,7 +6282,7 @@
         </w:rPr>
         <w:t xml:space="preserve"> </w:t>
       </w:r>
-      <w:hyperlink w:history="1" r:id="rIdxyld8i4ahny9xpzak52bd">
+      <w:hyperlink w:history="1" r:id="rIdsdtyedrij3rczzymacr8y">
         <w:r>
           <w:rPr>
             <w:rStyle w:val="Hyperlink"/>
@@ -4554,7 +6314,7 @@
         </w:rPr>
         <w:t xml:space="preserve"> </w:t>
       </w:r>
-      <w:hyperlink w:history="1" r:id="rIdkmzte9q9e5xrkquyf4wl3">
+      <w:hyperlink w:history="1" r:id="rIdbd-hl2slqcpsqu6do30uq">
         <w:r>
           <w:rPr>
             <w:rStyle w:val="Hyperlink"/>
@@ -4586,7 +6346,7 @@
         </w:rPr>
         <w:t xml:space="preserve"> </w:t>
       </w:r>
-      <w:hyperlink w:history="1" r:id="rIdeqxqfj-_2lics54mo3izq">
+      <w:hyperlink w:history="1" r:id="rIddv5scgnnb86jrcw5pm_ar">
         <w:r>
           <w:rPr>
             <w:rStyle w:val="Hyperlink"/>
@@ -4618,7 +6378,7 @@
         </w:rPr>
         <w:t xml:space="preserve"> </w:t>
       </w:r>
-      <w:hyperlink w:history="1" r:id="rIdey5s4ebnh3xrpf9oonax6">
+      <w:hyperlink w:history="1" r:id="rIdywnzmpdwgdahaa4oeijoi">
         <w:r>
           <w:rPr>
             <w:rStyle w:val="Hyperlink"/>
@@ -4650,7 +6410,7 @@
         </w:rPr>
         <w:t xml:space="preserve"> </w:t>
       </w:r>
-      <w:hyperlink w:history="1" r:id="rIdhthsbtgxe6j6yhoavgdqx">
+      <w:hyperlink w:history="1" r:id="rIdnxti3d7irx7wzissqwrpb">
         <w:r>
           <w:rPr>
             <w:rStyle w:val="Hyperlink"/>
@@ -4682,7 +6442,7 @@
         </w:rPr>
         <w:t xml:space="preserve"> </w:t>
       </w:r>
-      <w:hyperlink w:history="1" r:id="rIdaxon52u-3dvthgs4nxibz">
+      <w:hyperlink w:history="1" r:id="rIdigg7epvvcvb2l9zi0ws1t">
         <w:r>
           <w:rPr>
             <w:rStyle w:val="Hyperlink"/>
@@ -4714,7 +6474,7 @@
         </w:rPr>
         <w:t xml:space="preserve"> </w:t>
       </w:r>
-      <w:hyperlink w:history="1" r:id="rIdibqeoja2f390onhgh87tp">
+      <w:hyperlink w:history="1" r:id="rIddeprtbt8asfclyjqniyd-">
         <w:r>
           <w:rPr>
             <w:rStyle w:val="Hyperlink"/>
@@ -4746,7 +6506,7 @@
         </w:rPr>
         <w:t xml:space="preserve"> </w:t>
       </w:r>
-      <w:hyperlink w:history="1" r:id="rIdk8oshc4392hfpn6xkroxe">
+      <w:hyperlink w:history="1" r:id="rId1rprchiti0km5-9xik0bp">
         <w:r>
           <w:rPr>
             <w:rStyle w:val="Hyperlink"/>
@@ -4778,7 +6538,7 @@
         </w:rPr>
         <w:t xml:space="preserve"> </w:t>
       </w:r>
-      <w:hyperlink w:history="1" r:id="rIdifwyylu1oaichmsod3n9y">
+      <w:hyperlink w:history="1" r:id="rIdtrghjt6xeyintseezotf0">
         <w:r>
           <w:rPr>
             <w:rStyle w:val="Hyperlink"/>
@@ -4810,7 +6570,7 @@
         </w:rPr>
         <w:t xml:space="preserve"> </w:t>
       </w:r>
-      <w:hyperlink w:history="1" r:id="rId_gmg4kg1mshfueitdjhyu">
+      <w:hyperlink w:history="1" r:id="rIdzoaujtjgv6xzvn58d2uqj">
         <w:r>
           <w:rPr>
             <w:rStyle w:val="Hyperlink"/>
@@ -4842,7 +6602,7 @@
         </w:rPr>
         <w:t xml:space="preserve"> </w:t>
       </w:r>
-      <w:hyperlink w:history="1" r:id="rIdbjgjuwvvztrxfvosmukfh">
+      <w:hyperlink w:history="1" r:id="rIdwuqx16qnjdyvgxoz2dxp3">
         <w:r>
           <w:rPr>
             <w:rStyle w:val="Hyperlink"/>
@@ -4874,7 +6634,7 @@
         </w:rPr>
         <w:t xml:space="preserve"> </w:t>
       </w:r>
-      <w:hyperlink w:history="1" r:id="rIdxditm5zspf3vycc3hkkew">
+      <w:hyperlink w:history="1" r:id="rId1k8dq_yzlkhr3kng0jnrn">
         <w:r>
           <w:rPr>
             <w:rStyle w:val="Hyperlink"/>
@@ -4906,7 +6666,7 @@
         </w:rPr>
         <w:t xml:space="preserve"> </w:t>
       </w:r>
-      <w:hyperlink w:history="1" r:id="rIdfnmghpc1nwbkyr1w1mkml">
+      <w:hyperlink w:history="1" r:id="rIdxv7sazlqrdzmrtc0drqae">
         <w:r>
           <w:rPr>
             <w:rStyle w:val="Hyperlink"/>
@@ -4938,7 +6698,7 @@
         </w:rPr>
         <w:t xml:space="preserve"> </w:t>
       </w:r>
-      <w:hyperlink w:history="1" r:id="rIddgb0jjt9towfzyril2c2g">
+      <w:hyperlink w:history="1" r:id="rIdjfdpeu8xmiof4rnggwbro">
         <w:r>
           <w:rPr>
             <w:rStyle w:val="Hyperlink"/>
@@ -4970,7 +6730,7 @@
         </w:rPr>
         <w:t xml:space="preserve"> </w:t>
       </w:r>
-      <w:hyperlink w:history="1" r:id="rId_95y5pykoia-_9sk2ts9e">
+      <w:hyperlink w:history="1" r:id="rIduenk0wi7nym6abx6qnsff">
         <w:r>
           <w:rPr>
             <w:rStyle w:val="Hyperlink"/>
@@ -5002,7 +6762,7 @@
         </w:rPr>
         <w:t xml:space="preserve"> </w:t>
       </w:r>
-      <w:hyperlink w:history="1" r:id="rIdmpssan_wr4retkdh-b63y">
+      <w:hyperlink w:history="1" r:id="rIdq-zfieqiciyjskmawwtai">
         <w:r>
           <w:rPr>
             <w:rStyle w:val="Hyperlink"/>
@@ -5034,7 +6794,7 @@
         </w:rPr>
         <w:t xml:space="preserve"> </w:t>
       </w:r>
-      <w:hyperlink w:history="1" r:id="rIdm3lwbhytfg40ryyecgvav">
+      <w:hyperlink w:history="1" r:id="rIdvpfw_p07ar6cu_ejvk6sq">
         <w:r>
           <w:rPr>
             <w:rStyle w:val="Hyperlink"/>
@@ -5066,7 +6826,7 @@
         </w:rPr>
         <w:t xml:space="preserve"> </w:t>
       </w:r>
-      <w:hyperlink w:history="1" r:id="rIdblew5heep2kzwvwhomfoj">
+      <w:hyperlink w:history="1" r:id="rIdmw72viude0jk_lhcuprlz">
         <w:r>
           <w:rPr>
             <w:rStyle w:val="Hyperlink"/>
@@ -5098,7 +6858,7 @@
         </w:rPr>
         <w:t xml:space="preserve"> </w:t>
       </w:r>
-      <w:hyperlink w:history="1" r:id="rId42pdjqmsudca_iggyyinr">
+      <w:hyperlink w:history="1" r:id="rId8nwlq0udexlsn7urx4cxs">
         <w:r>
           <w:rPr>
             <w:rStyle w:val="Hyperlink"/>
@@ -5130,7 +6890,7 @@
         </w:rPr>
         <w:t xml:space="preserve"> </w:t>
       </w:r>
-      <w:hyperlink w:history="1" r:id="rId6pkxjf1xz5e0mdmjkbmus">
+      <w:hyperlink w:history="1" r:id="rIdlb6kg81bysxppj4vwifyu">
         <w:r>
           <w:rPr>
             <w:rStyle w:val="Hyperlink"/>
@@ -5162,7 +6922,7 @@
         </w:rPr>
         <w:t xml:space="preserve"> </w:t>
       </w:r>
-      <w:hyperlink w:history="1" r:id="rIdfvxzy88zvxamowyr9ozb8">
+      <w:hyperlink w:history="1" r:id="rIdhirjwuhhmhyzfslsuvt_w">
         <w:r>
           <w:rPr>
             <w:rStyle w:val="Hyperlink"/>
